--- a/labs/lab04/report/report.docx
+++ b/labs/lab04/report/report.docx
@@ -111,7 +111,7 @@
         <w:pStyle w:val="FirstParagraph"/>
       </w:pPr>
       <w:r>
-        <w:t xml:space="preserve">Получение навыков правильной работы с репозиториями git.</w:t>
+        <w:t xml:space="preserve">Получить навыки работы с репозиториями и менеджерами пакетов.</w:t>
       </w:r>
     </w:p>
     <w:bookmarkEnd w:id="20"/>
@@ -131,39 +131,6 @@
       </w:r>
       <w:r>
         <w:t xml:space="preserve">Задание</w:t>
-      </w:r>
-    </w:p>
-    <w:p>
-      <w:pPr>
-        <w:pStyle w:val="FirstParagraph"/>
-      </w:pPr>
-      <w:r>
-        <w:t xml:space="preserve">Выполнить работу для тестового репозитория.</w:t>
-      </w:r>
-      <w:r>
-        <w:t xml:space="preserve"> </w:t>
-      </w:r>
-      <w:r>
-        <w:t xml:space="preserve">Преобразовать рабочий репозиторий в репозиторий с git-flow и conventional commits.</w:t>
-      </w:r>
-    </w:p>
-    <w:bookmarkEnd w:id="21"/>
-    <w:bookmarkStart w:id="76" w:name="выполнение-лабораторной-работы"/>
-    <w:p>
-      <w:pPr>
-        <w:pStyle w:val="Heading1"/>
-      </w:pPr>
-      <w:r>
-        <w:rPr>
-          <w:rStyle w:val="SectionNumber"/>
-        </w:rPr>
-        <w:t xml:space="preserve">3</w:t>
-      </w:r>
-      <w:r>
-        <w:tab/>
-      </w:r>
-      <w:r>
-        <w:t xml:space="preserve">Выполнение лабораторной работы</w:t>
       </w:r>
     </w:p>
     <w:p>
@@ -175,15 +142,102 @@
         </w:numPr>
       </w:pPr>
       <w:r>
-        <w:t xml:space="preserve">Установка git-flow</w:t>
-      </w:r>
-    </w:p>
-    <w:p>
-      <w:pPr>
-        <w:pStyle w:val="FirstParagraph"/>
-      </w:pPr>
-      <w:r>
-        <w:t xml:space="preserve">Установка из коллекции репозиториев Copr (рис. 1)</w:t>
+        <w:t xml:space="preserve">Изучите, как и в каких файлах подключаются репозитории для установки программ-</w:t>
+      </w:r>
+      <w:r>
+        <w:t xml:space="preserve"> </w:t>
+      </w:r>
+      <w:r>
+        <w:t xml:space="preserve">ного обеспечения; изучите основные возможности (поиск, установка, обновление,</w:t>
+      </w:r>
+      <w:r>
+        <w:t xml:space="preserve"> </w:t>
+      </w:r>
+      <w:r>
+        <w:t xml:space="preserve">удаление пакета, работа с историей действий) команды dnf.</w:t>
+      </w:r>
+    </w:p>
+    <w:p>
+      <w:pPr>
+        <w:pStyle w:val="Compact"/>
+        <w:numPr>
+          <w:ilvl w:val="0"/>
+          <w:numId w:val="1001"/>
+        </w:numPr>
+      </w:pPr>
+      <w:r>
+        <w:t xml:space="preserve">Изучите и повторите процесс установки/удаления определённого пакета с использо-</w:t>
+      </w:r>
+      <w:r>
+        <w:t xml:space="preserve"> </w:t>
+      </w:r>
+      <w:r>
+        <w:t xml:space="preserve">ванием возможностей dnf.</w:t>
+      </w:r>
+    </w:p>
+    <w:p>
+      <w:pPr>
+        <w:pStyle w:val="Compact"/>
+        <w:numPr>
+          <w:ilvl w:val="0"/>
+          <w:numId w:val="1001"/>
+        </w:numPr>
+      </w:pPr>
+      <w:r>
+        <w:t xml:space="preserve">Изучите и повторите процесс установки/удаления определённого пакета с использо-</w:t>
+      </w:r>
+      <w:r>
+        <w:t xml:space="preserve"> </w:t>
+      </w:r>
+      <w:r>
+        <w:t xml:space="preserve">ванием возможностей rpm.</w:t>
+      </w:r>
+    </w:p>
+    <w:bookmarkEnd w:id="21"/>
+    <w:bookmarkStart w:id="37" w:name="выполнение-лабораторной-работы"/>
+    <w:p>
+      <w:pPr>
+        <w:pStyle w:val="Heading1"/>
+      </w:pPr>
+      <w:r>
+        <w:rPr>
+          <w:rStyle w:val="SectionNumber"/>
+        </w:rPr>
+        <w:t xml:space="preserve">3</w:t>
+      </w:r>
+      <w:r>
+        <w:tab/>
+      </w:r>
+      <w:r>
+        <w:t xml:space="preserve">Выполнение лабораторной работы</w:t>
+      </w:r>
+    </w:p>
+    <w:p>
+      <w:pPr>
+        <w:numPr>
+          <w:ilvl w:val="0"/>
+          <w:numId w:val="1002"/>
+        </w:numPr>
+      </w:pPr>
+      <w:r>
+        <w:t xml:space="preserve">В консоли перейдите в режим работы суперпользователя (используйте команду su -).</w:t>
+      </w:r>
+    </w:p>
+    <w:p>
+      <w:pPr>
+        <w:numPr>
+          <w:ilvl w:val="0"/>
+          <w:numId w:val="1002"/>
+        </w:numPr>
+      </w:pPr>
+      <w:r>
+        <w:t xml:space="preserve">Перейдите в каталог /etc/yum.repos.d и изучите содержание каталога и файлов</w:t>
+      </w:r>
+      <w:r>
+        <w:t xml:space="preserve"> </w:t>
+      </w:r>
+      <w:r>
+        <w:t xml:space="preserve">репозиториев (рис. 1)</w:t>
       </w:r>
     </w:p>
     <w:p>
@@ -193,9 +247,9 @@
       <w:r>
         <w:drawing>
           <wp:inline>
-            <wp:extent cx="3733800" cy="1364511"/>
+            <wp:extent cx="3733800" cy="2838975"/>
             <wp:effectExtent b="0" l="0" r="0" t="0"/>
-            <wp:docPr descr="Устанавливаем git-flow" title="" id="23" name="Picture"/>
+            <wp:docPr descr="Изучаем содержание файлов" title="" id="23" name="Picture"/>
             <a:graphic>
               <a:graphicData uri="http://schemas.openxmlformats.org/drawingml/2006/picture">
                 <pic:pic>
@@ -214,7 +268,7 @@
                   <pic:spPr bwMode="auto">
                     <a:xfrm>
                       <a:off x="0" y="0"/>
-                      <a:ext cx="3733800" cy="1364511"/>
+                      <a:ext cx="3733800" cy="2838975"/>
                     </a:xfrm>
                     <a:prstGeom prst="rect">
                       <a:avLst/>
@@ -238,7 +292,7 @@
         <w:pStyle w:val="ImageCaption"/>
       </w:pPr>
       <w:r>
-        <w:t xml:space="preserve">Рис. 1: Устанавливаем git-flow</w:t>
+        <w:t xml:space="preserve">Рис. 1: Изучаем содержание файлов</w:t>
       </w:r>
     </w:p>
     <w:p>
@@ -246,19 +300,47 @@
         <w:pStyle w:val="Compact"/>
         <w:numPr>
           <w:ilvl w:val="0"/>
-          <w:numId w:val="1002"/>
+          <w:numId w:val="1003"/>
         </w:numPr>
       </w:pPr>
       <w:r>
-        <w:t xml:space="preserve">Установка Node.js</w:t>
-      </w:r>
-    </w:p>
-    <w:p>
-      <w:pPr>
-        <w:pStyle w:val="FirstParagraph"/>
-      </w:pPr>
-      <w:r>
-        <w:t xml:space="preserve">На Node.js базируется программное обеспечение для семантического версионирования и общепринятых коммитов (рис. 2)</w:t>
+        <w:t xml:space="preserve">Выведите на экран список пакетов, в названии или описании которых есть слово user.</w:t>
+      </w:r>
+      <w:r>
+        <w:t xml:space="preserve"> </w:t>
+      </w:r>
+      <w:r>
+        <w:t xml:space="preserve">Установите nmap, предварительно изучив информацию по имеющимся пакетам.</w:t>
+      </w:r>
+      <w:r>
+        <w:t xml:space="preserve"> </w:t>
+      </w:r>
+      <w:r>
+        <w:t xml:space="preserve">Удалите nmap.</w:t>
+      </w:r>
+      <w:r>
+        <w:t xml:space="preserve"> </w:t>
+      </w:r>
+      <w:r>
+        <w:t xml:space="preserve">Получите список имеющихся групп пакетов, затем установите группу пакетов</w:t>
+      </w:r>
+      <w:r>
+        <w:t xml:space="preserve"> </w:t>
+      </w:r>
+      <w:r>
+        <w:t xml:space="preserve">RPM Development Tools.</w:t>
+      </w:r>
+      <w:r>
+        <w:t xml:space="preserve"> </w:t>
+      </w:r>
+      <w:r>
+        <w:t xml:space="preserve">Посмотрите историю использования команды dnf</w:t>
+      </w:r>
+      <w:r>
+        <w:t xml:space="preserve"> </w:t>
+      </w:r>
+      <w:r>
+        <w:t xml:space="preserve">и отмените последнее, например шестое по счёту, действие (рис. 2)</w:t>
       </w:r>
     </w:p>
     <w:p>
@@ -268,9 +350,9 @@
       <w:r>
         <w:drawing>
           <wp:inline>
-            <wp:extent cx="3733800" cy="813856"/>
+            <wp:extent cx="3733800" cy="2854881"/>
             <wp:effectExtent b="0" l="0" r="0" t="0"/>
-            <wp:docPr descr="Устанавливаем Node.js" title="" id="26" name="Picture"/>
+            <wp:docPr descr="Отменяем последнее действие" title="" id="26" name="Picture"/>
             <a:graphic>
               <a:graphicData uri="http://schemas.openxmlformats.org/drawingml/2006/picture">
                 <pic:pic>
@@ -289,7 +371,7 @@
                   <pic:spPr bwMode="auto">
                     <a:xfrm>
                       <a:off x="0" y="0"/>
-                      <a:ext cx="3733800" cy="813856"/>
+                      <a:ext cx="3733800" cy="2854881"/>
                     </a:xfrm>
                     <a:prstGeom prst="rect">
                       <a:avLst/>
@@ -313,7 +395,7 @@
         <w:pStyle w:val="ImageCaption"/>
       </w:pPr>
       <w:r>
-        <w:t xml:space="preserve">Рис. 2: Устанавливаем Node.js</w:t>
+        <w:t xml:space="preserve">Рис. 2: Отменяем последнее действие</w:t>
       </w:r>
     </w:p>
     <w:p>
@@ -321,19 +403,29 @@
         <w:pStyle w:val="Compact"/>
         <w:numPr>
           <w:ilvl w:val="0"/>
-          <w:numId w:val="1003"/>
+          <w:numId w:val="1004"/>
         </w:numPr>
       </w:pPr>
       <w:r>
-        <w:t xml:space="preserve">Настройка Node.js</w:t>
-      </w:r>
-    </w:p>
-    <w:p>
-      <w:pPr>
-        <w:pStyle w:val="FirstParagraph"/>
-      </w:pPr>
-      <w:r>
-        <w:t xml:space="preserve">Для работы с Node.js добавим каталог с исполняемыми файлами, устанавливаемыми yarn, в переменную PATH.Перелогиньтесь (рис. 3)</w:t>
+        <w:t xml:space="preserve">Использование rpm</w:t>
+      </w:r>
+      <w:r>
+        <w:t xml:space="preserve"> </w:t>
+      </w:r>
+      <w:r>
+        <w:t xml:space="preserve">Предположим, что требуется установить текстовый браузер lynx из rpm-пакета.</w:t>
+      </w:r>
+      <w:r>
+        <w:t xml:space="preserve"> </w:t>
+      </w:r>
+      <w:r>
+        <w:t xml:space="preserve">Скачайте rpm-пакет lynx. Найдите каталог, в который был помещён пакет после загрузки. Перейдите в этот каталог и затем установите rpm-пакет. Определите расположение исполняемого файла. Используя rpm, определите по имени файла, к какому пакету принадлежит lynx</w:t>
+      </w:r>
+      <w:r>
+        <w:t xml:space="preserve"> </w:t>
+      </w:r>
+      <w:r>
+        <w:t xml:space="preserve">и получите дополнительную информацию о содержимом пакета (рис. 3)</w:t>
       </w:r>
     </w:p>
     <w:p>
@@ -343,9 +435,9 @@
       <w:r>
         <w:drawing>
           <wp:inline>
-            <wp:extent cx="3733800" cy="2500412"/>
+            <wp:extent cx="3733800" cy="2169038"/>
             <wp:effectExtent b="0" l="0" r="0" t="0"/>
-            <wp:docPr descr="Настраиваем Node.js" title="" id="29" name="Picture"/>
+            <wp:docPr descr="Содержимое пакета" title="" id="29" name="Picture"/>
             <a:graphic>
               <a:graphicData uri="http://schemas.openxmlformats.org/drawingml/2006/picture">
                 <pic:pic>
@@ -364,7 +456,7 @@
                   <pic:spPr bwMode="auto">
                     <a:xfrm>
                       <a:off x="0" y="0"/>
-                      <a:ext cx="3733800" cy="2500412"/>
+                      <a:ext cx="3733800" cy="2169038"/>
                     </a:xfrm>
                     <a:prstGeom prst="rect">
                       <a:avLst/>
@@ -388,7 +480,7 @@
         <w:pStyle w:val="ImageCaption"/>
       </w:pPr>
       <w:r>
-        <w:t xml:space="preserve">Рис. 3: Настраиваем Node.js</w:t>
+        <w:t xml:space="preserve">Рис. 3: Содержимое пакета</w:t>
       </w:r>
     </w:p>
     <w:p>
@@ -396,19 +488,17 @@
         <w:pStyle w:val="Compact"/>
         <w:numPr>
           <w:ilvl w:val="0"/>
-          <w:numId w:val="1004"/>
+          <w:numId w:val="1005"/>
         </w:numPr>
       </w:pPr>
       <w:r>
-        <w:t xml:space="preserve">Общепринятые коммиты</w:t>
-      </w:r>
-    </w:p>
-    <w:p>
-      <w:pPr>
-        <w:pStyle w:val="FirstParagraph"/>
-      </w:pPr>
-      <w:r>
-        <w:t xml:space="preserve">Данная программа используется для помощи в форматировании коммитов (рис. 4)</w:t>
+        <w:t xml:space="preserve">В отдельном терминале под своей учётной записью запустите текстовый браузер lynx,</w:t>
+      </w:r>
+      <w:r>
+        <w:t xml:space="preserve"> </w:t>
+      </w:r>
+      <w:r>
+        <w:t xml:space="preserve">чтобы проверить корректность установки пакета (рис. 4)</w:t>
       </w:r>
     </w:p>
     <w:p>
@@ -418,9 +508,9 @@
       <w:r>
         <w:drawing>
           <wp:inline>
-            <wp:extent cx="3733800" cy="1176402"/>
+            <wp:extent cx="3733800" cy="2864284"/>
             <wp:effectExtent b="0" l="0" r="0" t="0"/>
-            <wp:docPr descr="commitizen" title="" id="32" name="Picture"/>
+            <wp:docPr descr="Открываем lynx" title="" id="32" name="Picture"/>
             <a:graphic>
               <a:graphicData uri="http://schemas.openxmlformats.org/drawingml/2006/picture">
                 <pic:pic>
@@ -439,7 +529,7 @@
                   <pic:spPr bwMode="auto">
                     <a:xfrm>
                       <a:off x="0" y="0"/>
-                      <a:ext cx="3733800" cy="1176402"/>
+                      <a:ext cx="3733800" cy="2864284"/>
                     </a:xfrm>
                     <a:prstGeom prst="rect">
                       <a:avLst/>
@@ -463,15 +553,19 @@
         <w:pStyle w:val="ImageCaption"/>
       </w:pPr>
       <w:r>
-        <w:t xml:space="preserve">Рис. 4: commitizen</w:t>
-      </w:r>
-    </w:p>
-    <w:p>
-      <w:pPr>
-        <w:pStyle w:val="BodyText"/>
-      </w:pPr>
-      <w:r>
-        <w:t xml:space="preserve">Данная программа используется для помощи в создании логов (рис. 5)</w:t>
+        <w:t xml:space="preserve">Рис. 4: Открываем lynx</w:t>
+      </w:r>
+    </w:p>
+    <w:p>
+      <w:pPr>
+        <w:pStyle w:val="Compact"/>
+        <w:numPr>
+          <w:ilvl w:val="0"/>
+          <w:numId w:val="1006"/>
+        </w:numPr>
+      </w:pPr>
+      <w:r>
+        <w:t xml:space="preserve">Вернитесь в терминал с учётной записью root и удалите пакет (рис. 5)</w:t>
       </w:r>
     </w:p>
     <w:p>
@@ -481,9 +575,9 @@
       <w:r>
         <w:drawing>
           <wp:inline>
-            <wp:extent cx="3733800" cy="1312914"/>
+            <wp:extent cx="3733800" cy="2969199"/>
             <wp:effectExtent b="0" l="0" r="0" t="0"/>
-            <wp:docPr descr="standard-changelog" title="" id="35" name="Picture"/>
+            <wp:docPr descr="Удаляем пакет" title="" id="35" name="Picture"/>
             <a:graphic>
               <a:graphicData uri="http://schemas.openxmlformats.org/drawingml/2006/picture">
                 <pic:pic>
@@ -502,7 +596,7 @@
                   <pic:spPr bwMode="auto">
                     <a:xfrm>
                       <a:off x="0" y="0"/>
-                      <a:ext cx="3733800" cy="1312914"/>
+                      <a:ext cx="3733800" cy="2969199"/>
                     </a:xfrm>
                     <a:prstGeom prst="rect">
                       <a:avLst/>
@@ -526,927 +620,11 @@
         <w:pStyle w:val="ImageCaption"/>
       </w:pPr>
       <w:r>
-        <w:t xml:space="preserve">Рис. 5: standard-changelog</w:t>
-      </w:r>
-    </w:p>
-    <w:p>
-      <w:pPr>
-        <w:pStyle w:val="Compact"/>
-        <w:numPr>
-          <w:ilvl w:val="0"/>
-          <w:numId w:val="1005"/>
-        </w:numPr>
-      </w:pPr>
-      <w:r>
-        <w:t xml:space="preserve">Практический сценарий использования git</w:t>
-      </w:r>
-    </w:p>
-    <w:p>
-      <w:pPr>
-        <w:pStyle w:val="FirstParagraph"/>
-      </w:pPr>
-      <w:r>
-        <w:t xml:space="preserve">Создайте репозиторий на GitHub. Для примера назовём его git-extended (рис. 6)</w:t>
-      </w:r>
-    </w:p>
-    <w:p>
-      <w:pPr>
-        <w:pStyle w:val="CaptionedFigure"/>
-      </w:pPr>
-      <w:r>
-        <w:drawing>
-          <wp:inline>
-            <wp:extent cx="3733800" cy="2438913"/>
-            <wp:effectExtent b="0" l="0" r="0" t="0"/>
-            <wp:docPr descr="Создаем репозиторий" title="" id="38" name="Picture"/>
-            <a:graphic>
-              <a:graphicData uri="http://schemas.openxmlformats.org/drawingml/2006/picture">
-                <pic:pic>
-                  <pic:nvPicPr>
-                    <pic:cNvPr descr="image/6.png" id="39" name="Picture"/>
-                    <pic:cNvPicPr>
-                      <a:picLocks noChangeArrowheads="1" noChangeAspect="1"/>
-                    </pic:cNvPicPr>
-                  </pic:nvPicPr>
-                  <pic:blipFill>
-                    <a:blip r:embed="rId37"/>
-                    <a:stretch>
-                      <a:fillRect/>
-                    </a:stretch>
-                  </pic:blipFill>
-                  <pic:spPr bwMode="auto">
-                    <a:xfrm>
-                      <a:off x="0" y="0"/>
-                      <a:ext cx="3733800" cy="2438913"/>
-                    </a:xfrm>
-                    <a:prstGeom prst="rect">
-                      <a:avLst/>
-                    </a:prstGeom>
-                    <a:noFill/>
-                    <a:ln w="9525">
-                      <a:noFill/>
-                      <a:headEnd/>
-                      <a:tailEnd/>
-                    </a:ln>
-                  </pic:spPr>
-                </pic:pic>
-              </a:graphicData>
-            </a:graphic>
-          </wp:inline>
-        </w:drawing>
-      </w:r>
-    </w:p>
-    <w:p>
-      <w:pPr>
-        <w:pStyle w:val="ImageCaption"/>
-      </w:pPr>
-      <w:r>
-        <w:t xml:space="preserve">Рис. 6: Создаем репозиторий</w:t>
-      </w:r>
-    </w:p>
-    <w:p>
-      <w:pPr>
-        <w:pStyle w:val="BodyText"/>
-      </w:pPr>
-      <w:r>
-        <w:t xml:space="preserve">Делаем первый коммит и выкладываем на github (рис. 7)</w:t>
-      </w:r>
-    </w:p>
-    <w:p>
-      <w:pPr>
-        <w:pStyle w:val="CaptionedFigure"/>
-      </w:pPr>
-      <w:r>
-        <w:drawing>
-          <wp:inline>
-            <wp:extent cx="3733800" cy="4318347"/>
-            <wp:effectExtent b="0" l="0" r="0" t="0"/>
-            <wp:docPr descr="Коммитим и выкладываем" title="" id="41" name="Picture"/>
-            <a:graphic>
-              <a:graphicData uri="http://schemas.openxmlformats.org/drawingml/2006/picture">
-                <pic:pic>
-                  <pic:nvPicPr>
-                    <pic:cNvPr descr="image/7.png" id="42" name="Picture"/>
-                    <pic:cNvPicPr>
-                      <a:picLocks noChangeArrowheads="1" noChangeAspect="1"/>
-                    </pic:cNvPicPr>
-                  </pic:nvPicPr>
-                  <pic:blipFill>
-                    <a:blip r:embed="rId40"/>
-                    <a:stretch>
-                      <a:fillRect/>
-                    </a:stretch>
-                  </pic:blipFill>
-                  <pic:spPr bwMode="auto">
-                    <a:xfrm>
-                      <a:off x="0" y="0"/>
-                      <a:ext cx="3733800" cy="4318347"/>
-                    </a:xfrm>
-                    <a:prstGeom prst="rect">
-                      <a:avLst/>
-                    </a:prstGeom>
-                    <a:noFill/>
-                    <a:ln w="9525">
-                      <a:noFill/>
-                      <a:headEnd/>
-                      <a:tailEnd/>
-                    </a:ln>
-                  </pic:spPr>
-                </pic:pic>
-              </a:graphicData>
-            </a:graphic>
-          </wp:inline>
-        </w:drawing>
-      </w:r>
-    </w:p>
-    <w:p>
-      <w:pPr>
-        <w:pStyle w:val="ImageCaption"/>
-      </w:pPr>
-      <w:r>
-        <w:t xml:space="preserve">Рис. 7: Коммитим и выкладываем</w:t>
-      </w:r>
-    </w:p>
-    <w:p>
-      <w:pPr>
-        <w:pStyle w:val="Compact"/>
-        <w:numPr>
-          <w:ilvl w:val="0"/>
-          <w:numId w:val="1006"/>
-        </w:numPr>
-      </w:pPr>
-      <w:r>
-        <w:t xml:space="preserve">Конфигурация общепринятых коммитов</w:t>
-      </w:r>
-    </w:p>
-    <w:p>
-      <w:pPr>
-        <w:pStyle w:val="FirstParagraph"/>
-      </w:pPr>
-      <w:r>
-        <w:t xml:space="preserve">Необходимо заполнить несколько параметров пакета.</w:t>
-      </w:r>
-    </w:p>
-    <w:p>
-      <w:pPr>
-        <w:pStyle w:val="SourceCode"/>
-      </w:pPr>
-      <w:r>
-        <w:rPr>
-          <w:rStyle w:val="VerbatimChar"/>
-        </w:rPr>
-        <w:t xml:space="preserve">Название пакета.</w:t>
-      </w:r>
-      <w:r>
-        <w:br/>
-      </w:r>
-      <w:r>
-        <w:rPr>
-          <w:rStyle w:val="VerbatimChar"/>
-        </w:rPr>
-        <w:t xml:space="preserve">Лицензия пакета. Список лицензий для npm: https://spdx.org/licenses/. </w:t>
-      </w:r>
-      <w:r>
-        <w:br/>
-      </w:r>
-      <w:r>
-        <w:rPr>
-          <w:rStyle w:val="VerbatimChar"/>
-        </w:rPr>
-        <w:t xml:space="preserve">Предлагается выбирать лицензию CC-BY-4.0.</w:t>
-      </w:r>
-    </w:p>
-    <w:p>
-      <w:pPr>
-        <w:pStyle w:val="FirstParagraph"/>
-      </w:pPr>
-      <w:r>
-        <w:t xml:space="preserve">Сконфигурим формат коммитов. Для этого добавим в файл package.json команду для формирования коммитов (рис. 8)</w:t>
-      </w:r>
-    </w:p>
-    <w:p>
-      <w:pPr>
-        <w:pStyle w:val="CaptionedFigure"/>
-      </w:pPr>
-      <w:r>
-        <w:drawing>
-          <wp:inline>
-            <wp:extent cx="3733800" cy="2105812"/>
-            <wp:effectExtent b="0" l="0" r="0" t="0"/>
-            <wp:docPr descr="Редактируем файл" title="" id="44" name="Picture"/>
-            <a:graphic>
-              <a:graphicData uri="http://schemas.openxmlformats.org/drawingml/2006/picture">
-                <pic:pic>
-                  <pic:nvPicPr>
-                    <pic:cNvPr descr="image/8.png" id="45" name="Picture"/>
-                    <pic:cNvPicPr>
-                      <a:picLocks noChangeArrowheads="1" noChangeAspect="1"/>
-                    </pic:cNvPicPr>
-                  </pic:nvPicPr>
-                  <pic:blipFill>
-                    <a:blip r:embed="rId43"/>
-                    <a:stretch>
-                      <a:fillRect/>
-                    </a:stretch>
-                  </pic:blipFill>
-                  <pic:spPr bwMode="auto">
-                    <a:xfrm>
-                      <a:off x="0" y="0"/>
-                      <a:ext cx="3733800" cy="2105812"/>
-                    </a:xfrm>
-                    <a:prstGeom prst="rect">
-                      <a:avLst/>
-                    </a:prstGeom>
-                    <a:noFill/>
-                    <a:ln w="9525">
-                      <a:noFill/>
-                      <a:headEnd/>
-                      <a:tailEnd/>
-                    </a:ln>
-                  </pic:spPr>
-                </pic:pic>
-              </a:graphicData>
-            </a:graphic>
-          </wp:inline>
-        </w:drawing>
-      </w:r>
-    </w:p>
-    <w:p>
-      <w:pPr>
-        <w:pStyle w:val="ImageCaption"/>
-      </w:pPr>
-      <w:r>
-        <w:t xml:space="preserve">Рис. 8: Редактируем файл</w:t>
-      </w:r>
-    </w:p>
-    <w:p>
-      <w:pPr>
-        <w:pStyle w:val="BodyText"/>
-      </w:pPr>
-      <w:r>
-        <w:t xml:space="preserve">Добавим новые файлы, выполним коммит и отправим на github (рис. 9)</w:t>
-      </w:r>
-    </w:p>
-    <w:p>
-      <w:pPr>
-        <w:pStyle w:val="CaptionedFigure"/>
-      </w:pPr>
-      <w:r>
-        <w:drawing>
-          <wp:inline>
-            <wp:extent cx="3733800" cy="4134903"/>
-            <wp:effectExtent b="0" l="0" r="0" t="0"/>
-            <wp:docPr descr="Редактируем файл, коммитим и топравляем" title="" id="47" name="Picture"/>
-            <a:graphic>
-              <a:graphicData uri="http://schemas.openxmlformats.org/drawingml/2006/picture">
-                <pic:pic>
-                  <pic:nvPicPr>
-                    <pic:cNvPr descr="image/9.png" id="48" name="Picture"/>
-                    <pic:cNvPicPr>
-                      <a:picLocks noChangeArrowheads="1" noChangeAspect="1"/>
-                    </pic:cNvPicPr>
-                  </pic:nvPicPr>
-                  <pic:blipFill>
-                    <a:blip r:embed="rId46"/>
-                    <a:stretch>
-                      <a:fillRect/>
-                    </a:stretch>
-                  </pic:blipFill>
-                  <pic:spPr bwMode="auto">
-                    <a:xfrm>
-                      <a:off x="0" y="0"/>
-                      <a:ext cx="3733800" cy="4134903"/>
-                    </a:xfrm>
-                    <a:prstGeom prst="rect">
-                      <a:avLst/>
-                    </a:prstGeom>
-                    <a:noFill/>
-                    <a:ln w="9525">
-                      <a:noFill/>
-                      <a:headEnd/>
-                      <a:tailEnd/>
-                    </a:ln>
-                  </pic:spPr>
-                </pic:pic>
-              </a:graphicData>
-            </a:graphic>
-          </wp:inline>
-        </w:drawing>
-      </w:r>
-    </w:p>
-    <w:p>
-      <w:pPr>
-        <w:pStyle w:val="ImageCaption"/>
-      </w:pPr>
-      <w:r>
-        <w:t xml:space="preserve">Рис. 9: Редактируем файл, коммитим и топравляем</w:t>
-      </w:r>
-    </w:p>
-    <w:p>
-      <w:pPr>
-        <w:pStyle w:val="Compact"/>
-        <w:numPr>
-          <w:ilvl w:val="0"/>
-          <w:numId w:val="1007"/>
-        </w:numPr>
-      </w:pPr>
-      <w:r>
-        <w:t xml:space="preserve">Конфигурация git-flow</w:t>
-      </w:r>
-    </w:p>
-    <w:p>
-      <w:pPr>
-        <w:pStyle w:val="FirstParagraph"/>
-      </w:pPr>
-      <w:r>
-        <w:t xml:space="preserve">Инициализируем git-flow. Префикс для ярлыков установим в v. Проверьте, что Вы на ветке develop(рис. 10)</w:t>
-      </w:r>
-    </w:p>
-    <w:p>
-      <w:pPr>
-        <w:pStyle w:val="CaptionedFigure"/>
-      </w:pPr>
-      <w:r>
-        <w:drawing>
-          <wp:inline>
-            <wp:extent cx="3733800" cy="3992519"/>
-            <wp:effectExtent b="0" l="0" r="0" t="0"/>
-            <wp:docPr descr="Инициализируем" title="" id="50" name="Picture"/>
-            <a:graphic>
-              <a:graphicData uri="http://schemas.openxmlformats.org/drawingml/2006/picture">
-                <pic:pic>
-                  <pic:nvPicPr>
-                    <pic:cNvPr descr="image/10.png" id="51" name="Picture"/>
-                    <pic:cNvPicPr>
-                      <a:picLocks noChangeArrowheads="1" noChangeAspect="1"/>
-                    </pic:cNvPicPr>
-                  </pic:nvPicPr>
-                  <pic:blipFill>
-                    <a:blip r:embed="rId49"/>
-                    <a:stretch>
-                      <a:fillRect/>
-                    </a:stretch>
-                  </pic:blipFill>
-                  <pic:spPr bwMode="auto">
-                    <a:xfrm>
-                      <a:off x="0" y="0"/>
-                      <a:ext cx="3733800" cy="3992519"/>
-                    </a:xfrm>
-                    <a:prstGeom prst="rect">
-                      <a:avLst/>
-                    </a:prstGeom>
-                    <a:noFill/>
-                    <a:ln w="9525">
-                      <a:noFill/>
-                      <a:headEnd/>
-                      <a:tailEnd/>
-                    </a:ln>
-                  </pic:spPr>
-                </pic:pic>
-              </a:graphicData>
-            </a:graphic>
-          </wp:inline>
-        </w:drawing>
-      </w:r>
-    </w:p>
-    <w:p>
-      <w:pPr>
-        <w:pStyle w:val="ImageCaption"/>
-      </w:pPr>
-      <w:r>
-        <w:t xml:space="preserve">Рис. 10: Инициализируем</w:t>
-      </w:r>
-    </w:p>
-    <w:p>
-      <w:pPr>
-        <w:pStyle w:val="BodyText"/>
-      </w:pPr>
-      <w:r>
-        <w:t xml:space="preserve">Загрузите весь репозиторий в хранилище и установите внешнюю ветку как вышестоящую для этой ветки(рис. 11)</w:t>
-      </w:r>
-    </w:p>
-    <w:p>
-      <w:pPr>
-        <w:pStyle w:val="CaptionedFigure"/>
-      </w:pPr>
-      <w:r>
-        <w:drawing>
-          <wp:inline>
-            <wp:extent cx="3733800" cy="2577973"/>
-            <wp:effectExtent b="0" l="0" r="0" t="0"/>
-            <wp:docPr descr="Загружаем и устанавливаем ветку" title="" id="53" name="Picture"/>
-            <a:graphic>
-              <a:graphicData uri="http://schemas.openxmlformats.org/drawingml/2006/picture">
-                <pic:pic>
-                  <pic:nvPicPr>
-                    <pic:cNvPr descr="image/11.png" id="54" name="Picture"/>
-                    <pic:cNvPicPr>
-                      <a:picLocks noChangeArrowheads="1" noChangeAspect="1"/>
-                    </pic:cNvPicPr>
-                  </pic:nvPicPr>
-                  <pic:blipFill>
-                    <a:blip r:embed="rId52"/>
-                    <a:stretch>
-                      <a:fillRect/>
-                    </a:stretch>
-                  </pic:blipFill>
-                  <pic:spPr bwMode="auto">
-                    <a:xfrm>
-                      <a:off x="0" y="0"/>
-                      <a:ext cx="3733800" cy="2577973"/>
-                    </a:xfrm>
-                    <a:prstGeom prst="rect">
-                      <a:avLst/>
-                    </a:prstGeom>
-                    <a:noFill/>
-                    <a:ln w="9525">
-                      <a:noFill/>
-                      <a:headEnd/>
-                      <a:tailEnd/>
-                    </a:ln>
-                  </pic:spPr>
-                </pic:pic>
-              </a:graphicData>
-            </a:graphic>
-          </wp:inline>
-        </w:drawing>
-      </w:r>
-    </w:p>
-    <w:p>
-      <w:pPr>
-        <w:pStyle w:val="ImageCaption"/>
-      </w:pPr>
-      <w:r>
-        <w:t xml:space="preserve">Рис. 11: Загружаем и устанавливаем ветку</w:t>
-      </w:r>
-    </w:p>
-    <w:p>
-      <w:pPr>
-        <w:pStyle w:val="BodyText"/>
-      </w:pPr>
-      <w:r>
-        <w:t xml:space="preserve">Создадим релиз с версией 1.0.0(рис. 12)</w:t>
-      </w:r>
-    </w:p>
-    <w:p>
-      <w:pPr>
-        <w:pStyle w:val="CaptionedFigure"/>
-      </w:pPr>
-      <w:r>
-        <w:drawing>
-          <wp:inline>
-            <wp:extent cx="3733800" cy="3026773"/>
-            <wp:effectExtent b="0" l="0" r="0" t="0"/>
-            <wp:docPr descr="Создаем релиз" title="" id="56" name="Picture"/>
-            <a:graphic>
-              <a:graphicData uri="http://schemas.openxmlformats.org/drawingml/2006/picture">
-                <pic:pic>
-                  <pic:nvPicPr>
-                    <pic:cNvPr descr="image/12.png" id="57" name="Picture"/>
-                    <pic:cNvPicPr>
-                      <a:picLocks noChangeArrowheads="1" noChangeAspect="1"/>
-                    </pic:cNvPicPr>
-                  </pic:nvPicPr>
-                  <pic:blipFill>
-                    <a:blip r:embed="rId55"/>
-                    <a:stretch>
-                      <a:fillRect/>
-                    </a:stretch>
-                  </pic:blipFill>
-                  <pic:spPr bwMode="auto">
-                    <a:xfrm>
-                      <a:off x="0" y="0"/>
-                      <a:ext cx="3733800" cy="3026773"/>
-                    </a:xfrm>
-                    <a:prstGeom prst="rect">
-                      <a:avLst/>
-                    </a:prstGeom>
-                    <a:noFill/>
-                    <a:ln w="9525">
-                      <a:noFill/>
-                      <a:headEnd/>
-                      <a:tailEnd/>
-                    </a:ln>
-                  </pic:spPr>
-                </pic:pic>
-              </a:graphicData>
-            </a:graphic>
-          </wp:inline>
-        </w:drawing>
-      </w:r>
-    </w:p>
-    <w:p>
-      <w:pPr>
-        <w:pStyle w:val="ImageCaption"/>
-      </w:pPr>
-      <w:r>
-        <w:t xml:space="preserve">Рис. 12: Создаем релиз</w:t>
-      </w:r>
-    </w:p>
-    <w:p>
-      <w:pPr>
-        <w:pStyle w:val="BodyText"/>
-      </w:pPr>
-      <w:r>
-        <w:t xml:space="preserve">Создадим журнал изменений и добавим журнал изменений в индекс(рис. 13)</w:t>
-      </w:r>
-    </w:p>
-    <w:p>
-      <w:pPr>
-        <w:pStyle w:val="CaptionedFigure"/>
-      </w:pPr>
-      <w:r>
-        <w:drawing>
-          <wp:inline>
-            <wp:extent cx="3733800" cy="3126621"/>
-            <wp:effectExtent b="0" l="0" r="0" t="0"/>
-            <wp:docPr descr="Создаем журнал" title="" id="59" name="Picture"/>
-            <a:graphic>
-              <a:graphicData uri="http://schemas.openxmlformats.org/drawingml/2006/picture">
-                <pic:pic>
-                  <pic:nvPicPr>
-                    <pic:cNvPr descr="image/13.png" id="60" name="Picture"/>
-                    <pic:cNvPicPr>
-                      <a:picLocks noChangeArrowheads="1" noChangeAspect="1"/>
-                    </pic:cNvPicPr>
-                  </pic:nvPicPr>
-                  <pic:blipFill>
-                    <a:blip r:embed="rId58"/>
-                    <a:stretch>
-                      <a:fillRect/>
-                    </a:stretch>
-                  </pic:blipFill>
-                  <pic:spPr bwMode="auto">
-                    <a:xfrm>
-                      <a:off x="0" y="0"/>
-                      <a:ext cx="3733800" cy="3126621"/>
-                    </a:xfrm>
-                    <a:prstGeom prst="rect">
-                      <a:avLst/>
-                    </a:prstGeom>
-                    <a:noFill/>
-                    <a:ln w="9525">
-                      <a:noFill/>
-                      <a:headEnd/>
-                      <a:tailEnd/>
-                    </a:ln>
-                  </pic:spPr>
-                </pic:pic>
-              </a:graphicData>
-            </a:graphic>
-          </wp:inline>
-        </w:drawing>
-      </w:r>
-    </w:p>
-    <w:p>
-      <w:pPr>
-        <w:pStyle w:val="ImageCaption"/>
-      </w:pPr>
-      <w:r>
-        <w:t xml:space="preserve">Рис. 13: Создаем журнал</w:t>
-      </w:r>
-    </w:p>
-    <w:p>
-      <w:pPr>
-        <w:pStyle w:val="BodyText"/>
-      </w:pPr>
-      <w:r>
-        <w:t xml:space="preserve">Зальём релизную ветку в основную ветку, отправим данные на github и создадим релиз на github. Для этого будем использовать утилиты работы с github (рис. 14)</w:t>
-      </w:r>
-    </w:p>
-    <w:p>
-      <w:pPr>
-        <w:pStyle w:val="CaptionedFigure"/>
-      </w:pPr>
-      <w:r>
-        <w:drawing>
-          <wp:inline>
-            <wp:extent cx="3733800" cy="2748809"/>
-            <wp:effectExtent b="0" l="0" r="0" t="0"/>
-            <wp:docPr descr="Отправляем на github" title="" id="62" name="Picture"/>
-            <a:graphic>
-              <a:graphicData uri="http://schemas.openxmlformats.org/drawingml/2006/picture">
-                <pic:pic>
-                  <pic:nvPicPr>
-                    <pic:cNvPr descr="image/14.png" id="63" name="Picture"/>
-                    <pic:cNvPicPr>
-                      <a:picLocks noChangeArrowheads="1" noChangeAspect="1"/>
-                    </pic:cNvPicPr>
-                  </pic:nvPicPr>
-                  <pic:blipFill>
-                    <a:blip r:embed="rId61"/>
-                    <a:stretch>
-                      <a:fillRect/>
-                    </a:stretch>
-                  </pic:blipFill>
-                  <pic:spPr bwMode="auto">
-                    <a:xfrm>
-                      <a:off x="0" y="0"/>
-                      <a:ext cx="3733800" cy="2748809"/>
-                    </a:xfrm>
-                    <a:prstGeom prst="rect">
-                      <a:avLst/>
-                    </a:prstGeom>
-                    <a:noFill/>
-                    <a:ln w="9525">
-                      <a:noFill/>
-                      <a:headEnd/>
-                      <a:tailEnd/>
-                    </a:ln>
-                  </pic:spPr>
-                </pic:pic>
-              </a:graphicData>
-            </a:graphic>
-          </wp:inline>
-        </w:drawing>
-      </w:r>
-    </w:p>
-    <w:p>
-      <w:pPr>
-        <w:pStyle w:val="ImageCaption"/>
-      </w:pPr>
-      <w:r>
-        <w:t xml:space="preserve">Рис. 14: Отправляем на github</w:t>
-      </w:r>
-    </w:p>
-    <w:p>
-      <w:pPr>
-        <w:pStyle w:val="Compact"/>
-        <w:numPr>
-          <w:ilvl w:val="0"/>
-          <w:numId w:val="1008"/>
-        </w:numPr>
-      </w:pPr>
-      <w:r>
-        <w:t xml:space="preserve">Работа с репозиторием git</w:t>
-      </w:r>
-    </w:p>
-    <w:p>
-      <w:pPr>
-        <w:pStyle w:val="FirstParagraph"/>
-      </w:pPr>
-      <w:r>
-        <w:t xml:space="preserve">Создадим ветку для новой функциональности. Далее, продолжаем работу c git как обычно.По окончании разработки новой функциональности следующим шагом следует объединить ветку feature_branch c develop (рис. 15)</w:t>
-      </w:r>
-    </w:p>
-    <w:p>
-      <w:pPr>
-        <w:pStyle w:val="CaptionedFigure"/>
-      </w:pPr>
-      <w:r>
-        <w:drawing>
-          <wp:inline>
-            <wp:extent cx="3733800" cy="3216466"/>
-            <wp:effectExtent b="0" l="0" r="0" t="0"/>
-            <wp:docPr descr="Разрабатываем новую функциональность и объединяем ветки" title="" id="65" name="Picture"/>
-            <a:graphic>
-              <a:graphicData uri="http://schemas.openxmlformats.org/drawingml/2006/picture">
-                <pic:pic>
-                  <pic:nvPicPr>
-                    <pic:cNvPr descr="image/15.png" id="66" name="Picture"/>
-                    <pic:cNvPicPr>
-                      <a:picLocks noChangeArrowheads="1" noChangeAspect="1"/>
-                    </pic:cNvPicPr>
-                  </pic:nvPicPr>
-                  <pic:blipFill>
-                    <a:blip r:embed="rId64"/>
-                    <a:stretch>
-                      <a:fillRect/>
-                    </a:stretch>
-                  </pic:blipFill>
-                  <pic:spPr bwMode="auto">
-                    <a:xfrm>
-                      <a:off x="0" y="0"/>
-                      <a:ext cx="3733800" cy="3216466"/>
-                    </a:xfrm>
-                    <a:prstGeom prst="rect">
-                      <a:avLst/>
-                    </a:prstGeom>
-                    <a:noFill/>
-                    <a:ln w="9525">
-                      <a:noFill/>
-                      <a:headEnd/>
-                      <a:tailEnd/>
-                    </a:ln>
-                  </pic:spPr>
-                </pic:pic>
-              </a:graphicData>
-            </a:graphic>
-          </wp:inline>
-        </w:drawing>
-      </w:r>
-    </w:p>
-    <w:p>
-      <w:pPr>
-        <w:pStyle w:val="ImageCaption"/>
-      </w:pPr>
-      <w:r>
-        <w:t xml:space="preserve">Рис. 15: Разрабатываем новую функциональность и объединяем ветки</w:t>
-      </w:r>
-    </w:p>
-    <w:p>
-      <w:pPr>
-        <w:pStyle w:val="Compact"/>
-        <w:numPr>
-          <w:ilvl w:val="0"/>
-          <w:numId w:val="1009"/>
-        </w:numPr>
-      </w:pPr>
-      <w:r>
-        <w:t xml:space="preserve">Создание релиза git-flow</w:t>
-      </w:r>
-    </w:p>
-    <w:p>
-      <w:pPr>
-        <w:pStyle w:val="FirstParagraph"/>
-      </w:pPr>
-      <w:r>
-        <w:t xml:space="preserve">Создадим релиз с версией 1.2.3. Обновите номер версии в файле package.json. Установите её в 1.2.3 (рис. 16)</w:t>
-      </w:r>
-    </w:p>
-    <w:p>
-      <w:pPr>
-        <w:pStyle w:val="CaptionedFigure"/>
-      </w:pPr>
-      <w:r>
-        <w:drawing>
-          <wp:inline>
-            <wp:extent cx="3733800" cy="2836756"/>
-            <wp:effectExtent b="0" l="0" r="0" t="0"/>
-            <wp:docPr descr="Создаем релиз" title="" id="68" name="Picture"/>
-            <a:graphic>
-              <a:graphicData uri="http://schemas.openxmlformats.org/drawingml/2006/picture">
-                <pic:pic>
-                  <pic:nvPicPr>
-                    <pic:cNvPr descr="image/16.png" id="69" name="Picture"/>
-                    <pic:cNvPicPr>
-                      <a:picLocks noChangeArrowheads="1" noChangeAspect="1"/>
-                    </pic:cNvPicPr>
-                  </pic:nvPicPr>
-                  <pic:blipFill>
-                    <a:blip r:embed="rId67"/>
-                    <a:stretch>
-                      <a:fillRect/>
-                    </a:stretch>
-                  </pic:blipFill>
-                  <pic:spPr bwMode="auto">
-                    <a:xfrm>
-                      <a:off x="0" y="0"/>
-                      <a:ext cx="3733800" cy="2836756"/>
-                    </a:xfrm>
-                    <a:prstGeom prst="rect">
-                      <a:avLst/>
-                    </a:prstGeom>
-                    <a:noFill/>
-                    <a:ln w="9525">
-                      <a:noFill/>
-                      <a:headEnd/>
-                      <a:tailEnd/>
-                    </a:ln>
-                  </pic:spPr>
-                </pic:pic>
-              </a:graphicData>
-            </a:graphic>
-          </wp:inline>
-        </w:drawing>
-      </w:r>
-    </w:p>
-    <w:p>
-      <w:pPr>
-        <w:pStyle w:val="ImageCaption"/>
-      </w:pPr>
-      <w:r>
-        <w:t xml:space="preserve">Рис. 16: Создаем релиз</w:t>
-      </w:r>
-    </w:p>
-    <w:p>
-      <w:pPr>
-        <w:pStyle w:val="BodyText"/>
-      </w:pPr>
-      <w:r>
-        <w:t xml:space="preserve">Создадим журнал изменений и добавим журнал изменений в индекс (рис. 17)</w:t>
-      </w:r>
-    </w:p>
-    <w:p>
-      <w:pPr>
-        <w:pStyle w:val="CaptionedFigure"/>
-      </w:pPr>
-      <w:r>
-        <w:drawing>
-          <wp:inline>
-            <wp:extent cx="3733800" cy="2867393"/>
-            <wp:effectExtent b="0" l="0" r="0" t="0"/>
-            <wp:docPr descr="Создаем и добавляем" title="" id="71" name="Picture"/>
-            <a:graphic>
-              <a:graphicData uri="http://schemas.openxmlformats.org/drawingml/2006/picture">
-                <pic:pic>
-                  <pic:nvPicPr>
-                    <pic:cNvPr descr="image/17.png" id="72" name="Picture"/>
-                    <pic:cNvPicPr>
-                      <a:picLocks noChangeArrowheads="1" noChangeAspect="1"/>
-                    </pic:cNvPicPr>
-                  </pic:nvPicPr>
-                  <pic:blipFill>
-                    <a:blip r:embed="rId70"/>
-                    <a:stretch>
-                      <a:fillRect/>
-                    </a:stretch>
-                  </pic:blipFill>
-                  <pic:spPr bwMode="auto">
-                    <a:xfrm>
-                      <a:off x="0" y="0"/>
-                      <a:ext cx="3733800" cy="2867393"/>
-                    </a:xfrm>
-                    <a:prstGeom prst="rect">
-                      <a:avLst/>
-                    </a:prstGeom>
-                    <a:noFill/>
-                    <a:ln w="9525">
-                      <a:noFill/>
-                      <a:headEnd/>
-                      <a:tailEnd/>
-                    </a:ln>
-                  </pic:spPr>
-                </pic:pic>
-              </a:graphicData>
-            </a:graphic>
-          </wp:inline>
-        </w:drawing>
-      </w:r>
-    </w:p>
-    <w:p>
-      <w:pPr>
-        <w:pStyle w:val="ImageCaption"/>
-      </w:pPr>
-      <w:r>
-        <w:t xml:space="preserve">Рис. 17: Создаем и добавляем</w:t>
-      </w:r>
-    </w:p>
-    <w:p>
-      <w:pPr>
-        <w:pStyle w:val="BodyText"/>
-      </w:pPr>
-      <w:r>
-        <w:t xml:space="preserve">Создадим релиз на github с комментарием из журнала изменений (рис. 18)</w:t>
-      </w:r>
-    </w:p>
-    <w:p>
-      <w:pPr>
-        <w:pStyle w:val="CaptionedFigure"/>
-      </w:pPr>
-      <w:r>
-        <w:drawing>
-          <wp:inline>
-            <wp:extent cx="3733800" cy="1093322"/>
-            <wp:effectExtent b="0" l="0" r="0" t="0"/>
-            <wp:docPr descr="Создаем" title="" id="74" name="Picture"/>
-            <a:graphic>
-              <a:graphicData uri="http://schemas.openxmlformats.org/drawingml/2006/picture">
-                <pic:pic>
-                  <pic:nvPicPr>
-                    <pic:cNvPr descr="image/18.png" id="75" name="Picture"/>
-                    <pic:cNvPicPr>
-                      <a:picLocks noChangeArrowheads="1" noChangeAspect="1"/>
-                    </pic:cNvPicPr>
-                  </pic:nvPicPr>
-                  <pic:blipFill>
-                    <a:blip r:embed="rId73"/>
-                    <a:stretch>
-                      <a:fillRect/>
-                    </a:stretch>
-                  </pic:blipFill>
-                  <pic:spPr bwMode="auto">
-                    <a:xfrm>
-                      <a:off x="0" y="0"/>
-                      <a:ext cx="3733800" cy="1093322"/>
-                    </a:xfrm>
-                    <a:prstGeom prst="rect">
-                      <a:avLst/>
-                    </a:prstGeom>
-                    <a:noFill/>
-                    <a:ln w="9525">
-                      <a:noFill/>
-                      <a:headEnd/>
-                      <a:tailEnd/>
-                    </a:ln>
-                  </pic:spPr>
-                </pic:pic>
-              </a:graphicData>
-            </a:graphic>
-          </wp:inline>
-        </w:drawing>
-      </w:r>
-    </w:p>
-    <w:p>
-      <w:pPr>
-        <w:pStyle w:val="ImageCaption"/>
-      </w:pPr>
-      <w:r>
-        <w:t xml:space="preserve">Рис. 18: Создаем</w:t>
-      </w:r>
-    </w:p>
-    <w:bookmarkEnd w:id="76"/>
-    <w:bookmarkStart w:id="77" w:name="выводы"/>
+        <w:t xml:space="preserve">Рис. 5: Удаляем пакет</w:t>
+      </w:r>
+    </w:p>
+    <w:bookmarkEnd w:id="37"/>
+    <w:bookmarkStart w:id="38" w:name="выводы"/>
     <w:p>
       <w:pPr>
         <w:pStyle w:val="Heading1"/>
@@ -1469,10 +647,10 @@
         <w:pStyle w:val="FirstParagraph"/>
       </w:pPr>
       <w:r>
-        <w:t xml:space="preserve">Мы получили навыки правильной работы с репозиториями git.</w:t>
-      </w:r>
-    </w:p>
-    <w:bookmarkEnd w:id="77"/>
+        <w:t xml:space="preserve">Мы получили навыки работы с репозиториями и менеджерами пакетов.</w:t>
+      </w:r>
+    </w:p>
+    <w:bookmarkEnd w:id="38"/>
     <w:sectPr/>
   </w:body>
 </w:document>
@@ -1664,91 +842,6 @@
       </w:pPr>
     </w:lvl>
   </w:abstractNum>
-  <w:abstractNum w:abstractNumId="99412">
-    <w:nsid w:val="00A99412"/>
-    <w:multiLevelType w:val="multilevel"/>
-    <w:lvl w:ilvl="0">
-      <w:start w:val="2"/>
-      <w:numFmt w:val="decimal"/>
-      <w:lvlText w:val="%1."/>
-      <w:lvlJc w:val="left"/>
-      <w:pPr>
-        <w:ind w:left="720" w:hanging="480"/>
-      </w:pPr>
-    </w:lvl>
-    <w:lvl w:ilvl="1">
-      <w:start w:val="2"/>
-      <w:numFmt w:val="decimal"/>
-      <w:lvlText w:val="%2."/>
-      <w:lvlJc w:val="left"/>
-      <w:pPr>
-        <w:ind w:left="1440" w:hanging="480"/>
-      </w:pPr>
-    </w:lvl>
-    <w:lvl w:ilvl="2">
-      <w:start w:val="2"/>
-      <w:numFmt w:val="decimal"/>
-      <w:lvlText w:val="%3."/>
-      <w:lvlJc w:val="left"/>
-      <w:pPr>
-        <w:ind w:left="2160" w:hanging="480"/>
-      </w:pPr>
-    </w:lvl>
-    <w:lvl w:ilvl="3">
-      <w:start w:val="2"/>
-      <w:numFmt w:val="decimal"/>
-      <w:lvlText w:val="%4."/>
-      <w:lvlJc w:val="left"/>
-      <w:pPr>
-        <w:ind w:left="2880" w:hanging="480"/>
-      </w:pPr>
-    </w:lvl>
-    <w:lvl w:ilvl="4">
-      <w:start w:val="2"/>
-      <w:numFmt w:val="decimal"/>
-      <w:lvlText w:val="%5."/>
-      <w:lvlJc w:val="left"/>
-      <w:pPr>
-        <w:ind w:left="3600" w:hanging="480"/>
-      </w:pPr>
-    </w:lvl>
-    <w:lvl w:ilvl="5">
-      <w:start w:val="2"/>
-      <w:numFmt w:val="decimal"/>
-      <w:lvlText w:val="%6."/>
-      <w:lvlJc w:val="left"/>
-      <w:pPr>
-        <w:ind w:left="4320" w:hanging="480"/>
-      </w:pPr>
-    </w:lvl>
-    <w:lvl w:ilvl="6">
-      <w:start w:val="2"/>
-      <w:numFmt w:val="decimal"/>
-      <w:lvlText w:val="%7."/>
-      <w:lvlJc w:val="left"/>
-      <w:pPr>
-        <w:ind w:left="5040" w:hanging="480"/>
-      </w:pPr>
-    </w:lvl>
-    <w:lvl w:ilvl="7">
-      <w:start w:val="2"/>
-      <w:numFmt w:val="decimal"/>
-      <w:lvlText w:val="%8."/>
-      <w:lvlJc w:val="left"/>
-      <w:pPr>
-        <w:ind w:left="5760" w:hanging="480"/>
-      </w:pPr>
-    </w:lvl>
-    <w:lvl w:ilvl="8">
-      <w:start w:val="2"/>
-      <w:numFmt w:val="decimal"/>
-      <w:lvlText w:val="%9."/>
-      <w:lvlJc w:val="left"/>
-      <w:pPr>
-        <w:ind w:left="6480" w:hanging="480"/>
-      </w:pPr>
-    </w:lvl>
-  </w:abstractNum>
   <w:abstractNum w:abstractNumId="99413">
     <w:nsid w:val="00A99413"/>
     <w:multiLevelType w:val="multilevel"/>
@@ -2081,261 +1174,6 @@
     </w:lvl>
     <w:lvl w:ilvl="8">
       <w:start w:val="6"/>
-      <w:numFmt w:val="decimal"/>
-      <w:lvlText w:val="%9."/>
-      <w:lvlJc w:val="left"/>
-      <w:pPr>
-        <w:ind w:left="6480" w:hanging="480"/>
-      </w:pPr>
-    </w:lvl>
-  </w:abstractNum>
-  <w:abstractNum w:abstractNumId="99417">
-    <w:nsid w:val="00A99417"/>
-    <w:multiLevelType w:val="multilevel"/>
-    <w:lvl w:ilvl="0">
-      <w:start w:val="7"/>
-      <w:numFmt w:val="decimal"/>
-      <w:lvlText w:val="%1."/>
-      <w:lvlJc w:val="left"/>
-      <w:pPr>
-        <w:ind w:left="720" w:hanging="480"/>
-      </w:pPr>
-    </w:lvl>
-    <w:lvl w:ilvl="1">
-      <w:start w:val="7"/>
-      <w:numFmt w:val="decimal"/>
-      <w:lvlText w:val="%2."/>
-      <w:lvlJc w:val="left"/>
-      <w:pPr>
-        <w:ind w:left="1440" w:hanging="480"/>
-      </w:pPr>
-    </w:lvl>
-    <w:lvl w:ilvl="2">
-      <w:start w:val="7"/>
-      <w:numFmt w:val="decimal"/>
-      <w:lvlText w:val="%3."/>
-      <w:lvlJc w:val="left"/>
-      <w:pPr>
-        <w:ind w:left="2160" w:hanging="480"/>
-      </w:pPr>
-    </w:lvl>
-    <w:lvl w:ilvl="3">
-      <w:start w:val="7"/>
-      <w:numFmt w:val="decimal"/>
-      <w:lvlText w:val="%4."/>
-      <w:lvlJc w:val="left"/>
-      <w:pPr>
-        <w:ind w:left="2880" w:hanging="480"/>
-      </w:pPr>
-    </w:lvl>
-    <w:lvl w:ilvl="4">
-      <w:start w:val="7"/>
-      <w:numFmt w:val="decimal"/>
-      <w:lvlText w:val="%5."/>
-      <w:lvlJc w:val="left"/>
-      <w:pPr>
-        <w:ind w:left="3600" w:hanging="480"/>
-      </w:pPr>
-    </w:lvl>
-    <w:lvl w:ilvl="5">
-      <w:start w:val="7"/>
-      <w:numFmt w:val="decimal"/>
-      <w:lvlText w:val="%6."/>
-      <w:lvlJc w:val="left"/>
-      <w:pPr>
-        <w:ind w:left="4320" w:hanging="480"/>
-      </w:pPr>
-    </w:lvl>
-    <w:lvl w:ilvl="6">
-      <w:start w:val="7"/>
-      <w:numFmt w:val="decimal"/>
-      <w:lvlText w:val="%7."/>
-      <w:lvlJc w:val="left"/>
-      <w:pPr>
-        <w:ind w:left="5040" w:hanging="480"/>
-      </w:pPr>
-    </w:lvl>
-    <w:lvl w:ilvl="7">
-      <w:start w:val="7"/>
-      <w:numFmt w:val="decimal"/>
-      <w:lvlText w:val="%8."/>
-      <w:lvlJc w:val="left"/>
-      <w:pPr>
-        <w:ind w:left="5760" w:hanging="480"/>
-      </w:pPr>
-    </w:lvl>
-    <w:lvl w:ilvl="8">
-      <w:start w:val="7"/>
-      <w:numFmt w:val="decimal"/>
-      <w:lvlText w:val="%9."/>
-      <w:lvlJc w:val="left"/>
-      <w:pPr>
-        <w:ind w:left="6480" w:hanging="480"/>
-      </w:pPr>
-    </w:lvl>
-  </w:abstractNum>
-  <w:abstractNum w:abstractNumId="99418">
-    <w:nsid w:val="00A99418"/>
-    <w:multiLevelType w:val="multilevel"/>
-    <w:lvl w:ilvl="0">
-      <w:start w:val="8"/>
-      <w:numFmt w:val="decimal"/>
-      <w:lvlText w:val="%1."/>
-      <w:lvlJc w:val="left"/>
-      <w:pPr>
-        <w:ind w:left="720" w:hanging="480"/>
-      </w:pPr>
-    </w:lvl>
-    <w:lvl w:ilvl="1">
-      <w:start w:val="8"/>
-      <w:numFmt w:val="decimal"/>
-      <w:lvlText w:val="%2."/>
-      <w:lvlJc w:val="left"/>
-      <w:pPr>
-        <w:ind w:left="1440" w:hanging="480"/>
-      </w:pPr>
-    </w:lvl>
-    <w:lvl w:ilvl="2">
-      <w:start w:val="8"/>
-      <w:numFmt w:val="decimal"/>
-      <w:lvlText w:val="%3."/>
-      <w:lvlJc w:val="left"/>
-      <w:pPr>
-        <w:ind w:left="2160" w:hanging="480"/>
-      </w:pPr>
-    </w:lvl>
-    <w:lvl w:ilvl="3">
-      <w:start w:val="8"/>
-      <w:numFmt w:val="decimal"/>
-      <w:lvlText w:val="%4."/>
-      <w:lvlJc w:val="left"/>
-      <w:pPr>
-        <w:ind w:left="2880" w:hanging="480"/>
-      </w:pPr>
-    </w:lvl>
-    <w:lvl w:ilvl="4">
-      <w:start w:val="8"/>
-      <w:numFmt w:val="decimal"/>
-      <w:lvlText w:val="%5."/>
-      <w:lvlJc w:val="left"/>
-      <w:pPr>
-        <w:ind w:left="3600" w:hanging="480"/>
-      </w:pPr>
-    </w:lvl>
-    <w:lvl w:ilvl="5">
-      <w:start w:val="8"/>
-      <w:numFmt w:val="decimal"/>
-      <w:lvlText w:val="%6."/>
-      <w:lvlJc w:val="left"/>
-      <w:pPr>
-        <w:ind w:left="4320" w:hanging="480"/>
-      </w:pPr>
-    </w:lvl>
-    <w:lvl w:ilvl="6">
-      <w:start w:val="8"/>
-      <w:numFmt w:val="decimal"/>
-      <w:lvlText w:val="%7."/>
-      <w:lvlJc w:val="left"/>
-      <w:pPr>
-        <w:ind w:left="5040" w:hanging="480"/>
-      </w:pPr>
-    </w:lvl>
-    <w:lvl w:ilvl="7">
-      <w:start w:val="8"/>
-      <w:numFmt w:val="decimal"/>
-      <w:lvlText w:val="%8."/>
-      <w:lvlJc w:val="left"/>
-      <w:pPr>
-        <w:ind w:left="5760" w:hanging="480"/>
-      </w:pPr>
-    </w:lvl>
-    <w:lvl w:ilvl="8">
-      <w:start w:val="8"/>
-      <w:numFmt w:val="decimal"/>
-      <w:lvlText w:val="%9."/>
-      <w:lvlJc w:val="left"/>
-      <w:pPr>
-        <w:ind w:left="6480" w:hanging="480"/>
-      </w:pPr>
-    </w:lvl>
-  </w:abstractNum>
-  <w:abstractNum w:abstractNumId="99419">
-    <w:nsid w:val="00A99419"/>
-    <w:multiLevelType w:val="multilevel"/>
-    <w:lvl w:ilvl="0">
-      <w:start w:val="9"/>
-      <w:numFmt w:val="decimal"/>
-      <w:lvlText w:val="%1."/>
-      <w:lvlJc w:val="left"/>
-      <w:pPr>
-        <w:ind w:left="720" w:hanging="480"/>
-      </w:pPr>
-    </w:lvl>
-    <w:lvl w:ilvl="1">
-      <w:start w:val="9"/>
-      <w:numFmt w:val="decimal"/>
-      <w:lvlText w:val="%2."/>
-      <w:lvlJc w:val="left"/>
-      <w:pPr>
-        <w:ind w:left="1440" w:hanging="480"/>
-      </w:pPr>
-    </w:lvl>
-    <w:lvl w:ilvl="2">
-      <w:start w:val="9"/>
-      <w:numFmt w:val="decimal"/>
-      <w:lvlText w:val="%3."/>
-      <w:lvlJc w:val="left"/>
-      <w:pPr>
-        <w:ind w:left="2160" w:hanging="480"/>
-      </w:pPr>
-    </w:lvl>
-    <w:lvl w:ilvl="3">
-      <w:start w:val="9"/>
-      <w:numFmt w:val="decimal"/>
-      <w:lvlText w:val="%4."/>
-      <w:lvlJc w:val="left"/>
-      <w:pPr>
-        <w:ind w:left="2880" w:hanging="480"/>
-      </w:pPr>
-    </w:lvl>
-    <w:lvl w:ilvl="4">
-      <w:start w:val="9"/>
-      <w:numFmt w:val="decimal"/>
-      <w:lvlText w:val="%5."/>
-      <w:lvlJc w:val="left"/>
-      <w:pPr>
-        <w:ind w:left="3600" w:hanging="480"/>
-      </w:pPr>
-    </w:lvl>
-    <w:lvl w:ilvl="5">
-      <w:start w:val="9"/>
-      <w:numFmt w:val="decimal"/>
-      <w:lvlText w:val="%6."/>
-      <w:lvlJc w:val="left"/>
-      <w:pPr>
-        <w:ind w:left="4320" w:hanging="480"/>
-      </w:pPr>
-    </w:lvl>
-    <w:lvl w:ilvl="6">
-      <w:start w:val="9"/>
-      <w:numFmt w:val="decimal"/>
-      <w:lvlText w:val="%7."/>
-      <w:lvlJc w:val="left"/>
-      <w:pPr>
-        <w:ind w:left="5040" w:hanging="480"/>
-      </w:pPr>
-    </w:lvl>
-    <w:lvl w:ilvl="7">
-      <w:start w:val="9"/>
-      <w:numFmt w:val="decimal"/>
-      <w:lvlText w:val="%8."/>
-      <w:lvlJc w:val="left"/>
-      <w:pPr>
-        <w:ind w:left="5760" w:hanging="480"/>
-      </w:pPr>
-    </w:lvl>
-    <w:lvl w:ilvl="8">
-      <w:start w:val="9"/>
       <w:numFmt w:val="decimal"/>
       <w:lvlText w:val="%9."/>
       <w:lvlJc w:val="left"/>
@@ -2378,33 +1216,33 @@
     </w:lvlOverride>
   </w:num>
   <w:num w:numId="1002">
-    <w:abstractNumId w:val="99412"/>
+    <w:abstractNumId w:val="99411"/>
     <w:lvlOverride w:ilvl="0">
-      <w:startOverride w:val="2"/>
+      <w:startOverride w:val="1"/>
     </w:lvlOverride>
     <w:lvlOverride w:ilvl="1">
-      <w:startOverride w:val="2"/>
+      <w:startOverride w:val="1"/>
     </w:lvlOverride>
     <w:lvlOverride w:ilvl="2">
-      <w:startOverride w:val="2"/>
+      <w:startOverride w:val="1"/>
     </w:lvlOverride>
     <w:lvlOverride w:ilvl="3">
-      <w:startOverride w:val="2"/>
+      <w:startOverride w:val="1"/>
     </w:lvlOverride>
     <w:lvlOverride w:ilvl="4">
-      <w:startOverride w:val="2"/>
+      <w:startOverride w:val="1"/>
     </w:lvlOverride>
     <w:lvlOverride w:ilvl="5">
-      <w:startOverride w:val="2"/>
+      <w:startOverride w:val="1"/>
     </w:lvlOverride>
     <w:lvlOverride w:ilvl="6">
-      <w:startOverride w:val="2"/>
+      <w:startOverride w:val="1"/>
     </w:lvlOverride>
     <w:lvlOverride w:ilvl="7">
-      <w:startOverride w:val="2"/>
+      <w:startOverride w:val="1"/>
     </w:lvlOverride>
     <w:lvlOverride w:ilvl="8">
-      <w:startOverride w:val="2"/>
+      <w:startOverride w:val="1"/>
     </w:lvlOverride>
   </w:num>
   <w:num w:numId="1003">
@@ -2525,96 +1363,6 @@
     </w:lvlOverride>
     <w:lvlOverride w:ilvl="8">
       <w:startOverride w:val="6"/>
-    </w:lvlOverride>
-  </w:num>
-  <w:num w:numId="1007">
-    <w:abstractNumId w:val="99417"/>
-    <w:lvlOverride w:ilvl="0">
-      <w:startOverride w:val="7"/>
-    </w:lvlOverride>
-    <w:lvlOverride w:ilvl="1">
-      <w:startOverride w:val="7"/>
-    </w:lvlOverride>
-    <w:lvlOverride w:ilvl="2">
-      <w:startOverride w:val="7"/>
-    </w:lvlOverride>
-    <w:lvlOverride w:ilvl="3">
-      <w:startOverride w:val="7"/>
-    </w:lvlOverride>
-    <w:lvlOverride w:ilvl="4">
-      <w:startOverride w:val="7"/>
-    </w:lvlOverride>
-    <w:lvlOverride w:ilvl="5">
-      <w:startOverride w:val="7"/>
-    </w:lvlOverride>
-    <w:lvlOverride w:ilvl="6">
-      <w:startOverride w:val="7"/>
-    </w:lvlOverride>
-    <w:lvlOverride w:ilvl="7">
-      <w:startOverride w:val="7"/>
-    </w:lvlOverride>
-    <w:lvlOverride w:ilvl="8">
-      <w:startOverride w:val="7"/>
-    </w:lvlOverride>
-  </w:num>
-  <w:num w:numId="1008">
-    <w:abstractNumId w:val="99418"/>
-    <w:lvlOverride w:ilvl="0">
-      <w:startOverride w:val="8"/>
-    </w:lvlOverride>
-    <w:lvlOverride w:ilvl="1">
-      <w:startOverride w:val="8"/>
-    </w:lvlOverride>
-    <w:lvlOverride w:ilvl="2">
-      <w:startOverride w:val="8"/>
-    </w:lvlOverride>
-    <w:lvlOverride w:ilvl="3">
-      <w:startOverride w:val="8"/>
-    </w:lvlOverride>
-    <w:lvlOverride w:ilvl="4">
-      <w:startOverride w:val="8"/>
-    </w:lvlOverride>
-    <w:lvlOverride w:ilvl="5">
-      <w:startOverride w:val="8"/>
-    </w:lvlOverride>
-    <w:lvlOverride w:ilvl="6">
-      <w:startOverride w:val="8"/>
-    </w:lvlOverride>
-    <w:lvlOverride w:ilvl="7">
-      <w:startOverride w:val="8"/>
-    </w:lvlOverride>
-    <w:lvlOverride w:ilvl="8">
-      <w:startOverride w:val="8"/>
-    </w:lvlOverride>
-  </w:num>
-  <w:num w:numId="1009">
-    <w:abstractNumId w:val="99419"/>
-    <w:lvlOverride w:ilvl="0">
-      <w:startOverride w:val="9"/>
-    </w:lvlOverride>
-    <w:lvlOverride w:ilvl="1">
-      <w:startOverride w:val="9"/>
-    </w:lvlOverride>
-    <w:lvlOverride w:ilvl="2">
-      <w:startOverride w:val="9"/>
-    </w:lvlOverride>
-    <w:lvlOverride w:ilvl="3">
-      <w:startOverride w:val="9"/>
-    </w:lvlOverride>
-    <w:lvlOverride w:ilvl="4">
-      <w:startOverride w:val="9"/>
-    </w:lvlOverride>
-    <w:lvlOverride w:ilvl="5">
-      <w:startOverride w:val="9"/>
-    </w:lvlOverride>
-    <w:lvlOverride w:ilvl="6">
-      <w:startOverride w:val="9"/>
-    </w:lvlOverride>
-    <w:lvlOverride w:ilvl="7">
-      <w:startOverride w:val="9"/>
-    </w:lvlOverride>
-    <w:lvlOverride w:ilvl="8">
-      <w:startOverride w:val="9"/>
     </w:lvlOverride>
   </w:num>
 </w:numbering>

--- a/labs/lab04/report/report.docx
+++ b/labs/lab04/report/report.docx
@@ -111,11 +111,17 @@
         <w:pStyle w:val="FirstParagraph"/>
       </w:pPr>
       <w:r>
-        <w:t xml:space="preserve">Получить навыки работы с репозиториями и менеджерами пакетов.</w:t>
+        <w:t xml:space="preserve">Получение практических навыков работы в консоли с расширенными</w:t>
+      </w:r>
+      <w:r>
+        <w:t xml:space="preserve"> </w:t>
+      </w:r>
+      <w:r>
+        <w:t xml:space="preserve">атрибутами файлов.</w:t>
       </w:r>
     </w:p>
     <w:bookmarkEnd w:id="20"/>
-    <w:bookmarkStart w:id="21" w:name="задание"/>
+    <w:bookmarkStart w:id="30" w:name="выполнение-лабораторной-работы"/>
     <w:p>
       <w:pPr>
         <w:pStyle w:val="Heading1"/>
@@ -130,7 +136,7 @@
         <w:tab/>
       </w:r>
       <w:r>
-        <w:t xml:space="preserve">Задание</w:t>
+        <w:t xml:space="preserve">Выполнение лабораторной работы</w:t>
       </w:r>
     </w:p>
     <w:p>
@@ -142,19 +148,19 @@
         </w:numPr>
       </w:pPr>
       <w:r>
-        <w:t xml:space="preserve">Изучите, как и в каких файлах подключаются репозитории для установки программ-</w:t>
-      </w:r>
-      <w:r>
-        <w:t xml:space="preserve"> </w:t>
-      </w:r>
-      <w:r>
-        <w:t xml:space="preserve">ного обеспечения; изучите основные возможности (поиск, установка, обновление,</w:t>
-      </w:r>
-      <w:r>
-        <w:t xml:space="preserve"> </w:t>
-      </w:r>
-      <w:r>
-        <w:t xml:space="preserve">удаление пакета, работа с историей действий) команды dnf.</w:t>
+        <w:t xml:space="preserve">От имени пользователя guest определите расширенные атрибуты файла</w:t>
+      </w:r>
+      <w:r>
+        <w:t xml:space="preserve"> </w:t>
+      </w:r>
+      <w:r>
+        <w:t xml:space="preserve">/home/guest/dir1/file1 командой</w:t>
+      </w:r>
+      <w:r>
+        <w:t xml:space="preserve"> </w:t>
+      </w:r>
+      <w:r>
+        <w:t xml:space="preserve">lsattr /home/guest/dir1/file1</w:t>
       </w:r>
     </w:p>
     <w:p>
@@ -166,13 +172,25 @@
         </w:numPr>
       </w:pPr>
       <w:r>
-        <w:t xml:space="preserve">Изучите и повторите процесс установки/удаления определённого пакета с использо-</w:t>
-      </w:r>
-      <w:r>
-        <w:t xml:space="preserve"> </w:t>
-      </w:r>
-      <w:r>
-        <w:t xml:space="preserve">ванием возможностей dnf.</w:t>
+        <w:t xml:space="preserve">Установите командой</w:t>
+      </w:r>
+      <w:r>
+        <w:t xml:space="preserve"> </w:t>
+      </w:r>
+      <w:r>
+        <w:t xml:space="preserve">chmod 600 file1</w:t>
+      </w:r>
+      <w:r>
+        <w:t xml:space="preserve"> </w:t>
+      </w:r>
+      <w:r>
+        <w:t xml:space="preserve">на файл file1 права, разрешающие чтение и запись для владельца фай-</w:t>
+      </w:r>
+      <w:r>
+        <w:t xml:space="preserve"> </w:t>
+      </w:r>
+      <w:r>
+        <w:t xml:space="preserve">ла.</w:t>
       </w:r>
     </w:p>
     <w:p>
@@ -184,60 +202,19 @@
         </w:numPr>
       </w:pPr>
       <w:r>
-        <w:t xml:space="preserve">Изучите и повторите процесс установки/удаления определённого пакета с использо-</w:t>
-      </w:r>
-      <w:r>
-        <w:t xml:space="preserve"> </w:t>
-      </w:r>
-      <w:r>
-        <w:t xml:space="preserve">ванием возможностей rpm.</w:t>
-      </w:r>
-    </w:p>
-    <w:bookmarkEnd w:id="21"/>
-    <w:bookmarkStart w:id="37" w:name="выполнение-лабораторной-работы"/>
-    <w:p>
-      <w:pPr>
-        <w:pStyle w:val="Heading1"/>
-      </w:pPr>
-      <w:r>
-        <w:rPr>
-          <w:rStyle w:val="SectionNumber"/>
-        </w:rPr>
-        <w:t xml:space="preserve">3</w:t>
-      </w:r>
-      <w:r>
-        <w:tab/>
-      </w:r>
-      <w:r>
-        <w:t xml:space="preserve">Выполнение лабораторной работы</w:t>
-      </w:r>
-    </w:p>
-    <w:p>
-      <w:pPr>
-        <w:numPr>
-          <w:ilvl w:val="0"/>
-          <w:numId w:val="1002"/>
-        </w:numPr>
-      </w:pPr>
-      <w:r>
-        <w:t xml:space="preserve">В консоли перейдите в режим работы суперпользователя (используйте команду su -).</w:t>
-      </w:r>
-    </w:p>
-    <w:p>
-      <w:pPr>
-        <w:numPr>
-          <w:ilvl w:val="0"/>
-          <w:numId w:val="1002"/>
-        </w:numPr>
-      </w:pPr>
-      <w:r>
-        <w:t xml:space="preserve">Перейдите в каталог /etc/yum.repos.d и изучите содержание каталога и файлов</w:t>
-      </w:r>
-      <w:r>
-        <w:t xml:space="preserve"> </w:t>
-      </w:r>
-      <w:r>
-        <w:t xml:space="preserve">репозиториев (рис. 1)</w:t>
+        <w:t xml:space="preserve">Попробуйте установить на файл /home/guest/dir1/file1 расширен-</w:t>
+      </w:r>
+      <w:r>
+        <w:t xml:space="preserve"> </w:t>
+      </w:r>
+      <w:r>
+        <w:t xml:space="preserve">ный атрибут a от имени пользователя guest:</w:t>
+      </w:r>
+      <w:r>
+        <w:t xml:space="preserve"> </w:t>
+      </w:r>
+      <w:r>
+        <w:t xml:space="preserve">chattr +a /home/guest/dir1/file1(рис. 1)</w:t>
       </w:r>
     </w:p>
     <w:p>
@@ -247,20 +224,20 @@
       <w:r>
         <w:drawing>
           <wp:inline>
-            <wp:extent cx="3733800" cy="2838975"/>
+            <wp:extent cx="3733800" cy="1008184"/>
             <wp:effectExtent b="0" l="0" r="0" t="0"/>
-            <wp:docPr descr="Изучаем содержание файлов" title="" id="23" name="Picture"/>
+            <wp:docPr descr="УСтанавливаем атрибут" title="" id="22" name="Picture"/>
             <a:graphic>
               <a:graphicData uri="http://schemas.openxmlformats.org/drawingml/2006/picture">
                 <pic:pic>
                   <pic:nvPicPr>
-                    <pic:cNvPr descr="image/1.png" id="24" name="Picture"/>
+                    <pic:cNvPr descr="image/1.png" id="23" name="Picture"/>
                     <pic:cNvPicPr>
                       <a:picLocks noChangeArrowheads="1" noChangeAspect="1"/>
                     </pic:cNvPicPr>
                   </pic:nvPicPr>
                   <pic:blipFill>
-                    <a:blip r:embed="rId22"/>
+                    <a:blip r:embed="rId21"/>
                     <a:stretch>
                       <a:fillRect/>
                     </a:stretch>
@@ -268,7 +245,7 @@
                   <pic:spPr bwMode="auto">
                     <a:xfrm>
                       <a:off x="0" y="0"/>
-                      <a:ext cx="3733800" cy="2838975"/>
+                      <a:ext cx="3733800" cy="1008184"/>
                     </a:xfrm>
                     <a:prstGeom prst="rect">
                       <a:avLst/>
@@ -292,7 +269,7 @@
         <w:pStyle w:val="ImageCaption"/>
       </w:pPr>
       <w:r>
-        <w:t xml:space="preserve">Рис. 1: Изучаем содержание файлов</w:t>
+        <w:t xml:space="preserve">Рис. 1: УСтанавливаем атрибут</w:t>
       </w:r>
     </w:p>
     <w:p>
@@ -300,47 +277,155 @@
         <w:pStyle w:val="Compact"/>
         <w:numPr>
           <w:ilvl w:val="0"/>
-          <w:numId w:val="1003"/>
+          <w:numId w:val="1002"/>
         </w:numPr>
       </w:pPr>
       <w:r>
-        <w:t xml:space="preserve">Выведите на экран список пакетов, в названии или описании которых есть слово user.</w:t>
-      </w:r>
-      <w:r>
-        <w:t xml:space="preserve"> </w:t>
-      </w:r>
-      <w:r>
-        <w:t xml:space="preserve">Установите nmap, предварительно изучив информацию по имеющимся пакетам.</w:t>
-      </w:r>
-      <w:r>
-        <w:t xml:space="preserve"> </w:t>
-      </w:r>
-      <w:r>
-        <w:t xml:space="preserve">Удалите nmap.</w:t>
-      </w:r>
-      <w:r>
-        <w:t xml:space="preserve"> </w:t>
-      </w:r>
-      <w:r>
-        <w:t xml:space="preserve">Получите список имеющихся групп пакетов, затем установите группу пакетов</w:t>
-      </w:r>
-      <w:r>
-        <w:t xml:space="preserve"> </w:t>
-      </w:r>
-      <w:r>
-        <w:t xml:space="preserve">RPM Development Tools.</w:t>
-      </w:r>
-      <w:r>
-        <w:t xml:space="preserve"> </w:t>
-      </w:r>
-      <w:r>
-        <w:t xml:space="preserve">Посмотрите историю использования команды dnf</w:t>
-      </w:r>
-      <w:r>
-        <w:t xml:space="preserve"> </w:t>
-      </w:r>
-      <w:r>
-        <w:t xml:space="preserve">и отмените последнее, например шестое по счёту, действие (рис. 2)</w:t>
+        <w:t xml:space="preserve">Зайдите на третью консоль с правами администратора либо повысьте</w:t>
+      </w:r>
+      <w:r>
+        <w:t xml:space="preserve"> </w:t>
+      </w:r>
+      <w:r>
+        <w:t xml:space="preserve">свои права с помощью команды su. Попробуйте установить расширен-</w:t>
+      </w:r>
+      <w:r>
+        <w:t xml:space="preserve"> </w:t>
+      </w:r>
+      <w:r>
+        <w:t xml:space="preserve">ный атрибут a на файл /home/guest/dir1/file1 от имени суперполь-</w:t>
+      </w:r>
+      <w:r>
+        <w:t xml:space="preserve"> </w:t>
+      </w:r>
+      <w:r>
+        <w:t xml:space="preserve">зователя:</w:t>
+      </w:r>
+      <w:r>
+        <w:t xml:space="preserve"> </w:t>
+      </w:r>
+      <w:r>
+        <w:t xml:space="preserve">chattr +a /home/guest/dir1/file1</w:t>
+      </w:r>
+    </w:p>
+    <w:p>
+      <w:pPr>
+        <w:pStyle w:val="Compact"/>
+        <w:numPr>
+          <w:ilvl w:val="0"/>
+          <w:numId w:val="1002"/>
+        </w:numPr>
+      </w:pPr>
+      <w:r>
+        <w:t xml:space="preserve">От пользователя guest проверьте правильность установления атрибута:</w:t>
+      </w:r>
+      <w:r>
+        <w:t xml:space="preserve"> </w:t>
+      </w:r>
+      <w:r>
+        <w:t xml:space="preserve">lsattr /home/guest/dir1/file1</w:t>
+      </w:r>
+    </w:p>
+    <w:p>
+      <w:pPr>
+        <w:pStyle w:val="Compact"/>
+        <w:numPr>
+          <w:ilvl w:val="0"/>
+          <w:numId w:val="1002"/>
+        </w:numPr>
+      </w:pPr>
+      <w:r>
+        <w:t xml:space="preserve">Выполните дозапись в файл file1 слова «test» командой</w:t>
+      </w:r>
+      <w:r>
+        <w:t xml:space="preserve"> </w:t>
+      </w:r>
+      <w:r>
+        <w:t xml:space="preserve">echo</w:t>
+      </w:r>
+      <w:r>
+        <w:t xml:space="preserve"> </w:t>
+      </w:r>
+      <w:r>
+        <w:t xml:space="preserve">“</w:t>
+      </w:r>
+      <w:r>
+        <w:t xml:space="preserve">test</w:t>
+      </w:r>
+      <w:r>
+        <w:t xml:space="preserve">”</w:t>
+      </w:r>
+      <w:r>
+        <w:t xml:space="preserve"> </w:t>
+      </w:r>
+      <w:r>
+        <w:t xml:space="preserve">/home/guest/dir1/file1</w:t>
+      </w:r>
+      <w:r>
+        <w:t xml:space="preserve"> </w:t>
+      </w:r>
+      <w:r>
+        <w:t xml:space="preserve">После этого выполните чтение файла file1 командой</w:t>
+      </w:r>
+      <w:r>
+        <w:t xml:space="preserve"> </w:t>
+      </w:r>
+      <w:r>
+        <w:t xml:space="preserve">cat /home/guest/dir1/file1</w:t>
+      </w:r>
+      <w:r>
+        <w:t xml:space="preserve"> </w:t>
+      </w:r>
+      <w:r>
+        <w:t xml:space="preserve">Убедитесь, что слово test было успешно записано в file1.</w:t>
+      </w:r>
+    </w:p>
+    <w:p>
+      <w:pPr>
+        <w:pStyle w:val="Compact"/>
+        <w:numPr>
+          <w:ilvl w:val="0"/>
+          <w:numId w:val="1002"/>
+        </w:numPr>
+      </w:pPr>
+      <w:r>
+        <w:t xml:space="preserve">Попробуйте удалить файл file1 либо стереть имеющуюся в нём инфор-</w:t>
+      </w:r>
+      <w:r>
+        <w:t xml:space="preserve"> </w:t>
+      </w:r>
+      <w:r>
+        <w:t xml:space="preserve">мацию командой</w:t>
+      </w:r>
+      <w:r>
+        <w:t xml:space="preserve"> </w:t>
+      </w:r>
+      <w:r>
+        <w:t xml:space="preserve">echo</w:t>
+      </w:r>
+      <w:r>
+        <w:t xml:space="preserve"> </w:t>
+      </w:r>
+      <w:r>
+        <w:t xml:space="preserve">“</w:t>
+      </w:r>
+      <w:r>
+        <w:t xml:space="preserve">abcd</w:t>
+      </w:r>
+      <w:r>
+        <w:t xml:space="preserve">”</w:t>
+      </w:r>
+      <w:r>
+        <w:t xml:space="preserve"> </w:t>
+      </w:r>
+      <w:r>
+        <w:t xml:space="preserve">&gt; /home/guest/dirl/file1</w:t>
+      </w:r>
+      <w:r>
+        <w:t xml:space="preserve"> </w:t>
+      </w:r>
+      <w:r>
+        <w:t xml:space="preserve">Попробуйте переименовать файл.(рис. 2)</w:t>
       </w:r>
     </w:p>
     <w:p>
@@ -350,20 +435,20 @@
       <w:r>
         <w:drawing>
           <wp:inline>
-            <wp:extent cx="3733800" cy="2854881"/>
+            <wp:extent cx="3733800" cy="1755355"/>
             <wp:effectExtent b="0" l="0" r="0" t="0"/>
-            <wp:docPr descr="Отменяем последнее действие" title="" id="26" name="Picture"/>
+            <wp:docPr descr="Удаляем файл" title="" id="25" name="Picture"/>
             <a:graphic>
               <a:graphicData uri="http://schemas.openxmlformats.org/drawingml/2006/picture">
                 <pic:pic>
                   <pic:nvPicPr>
-                    <pic:cNvPr descr="image/2.png" id="27" name="Picture"/>
+                    <pic:cNvPr descr="image/2.png" id="26" name="Picture"/>
                     <pic:cNvPicPr>
                       <a:picLocks noChangeArrowheads="1" noChangeAspect="1"/>
                     </pic:cNvPicPr>
                   </pic:nvPicPr>
                   <pic:blipFill>
-                    <a:blip r:embed="rId25"/>
+                    <a:blip r:embed="rId24"/>
                     <a:stretch>
                       <a:fillRect/>
                     </a:stretch>
@@ -371,7 +456,7 @@
                   <pic:spPr bwMode="auto">
                     <a:xfrm>
                       <a:off x="0" y="0"/>
-                      <a:ext cx="3733800" cy="2854881"/>
+                      <a:ext cx="3733800" cy="1755355"/>
                     </a:xfrm>
                     <a:prstGeom prst="rect">
                       <a:avLst/>
@@ -395,7 +480,7 @@
         <w:pStyle w:val="ImageCaption"/>
       </w:pPr>
       <w:r>
-        <w:t xml:space="preserve">Рис. 2: Отменяем последнее действие</w:t>
+        <w:t xml:space="preserve">Рис. 2: Удаляем файл</w:t>
       </w:r>
     </w:p>
     <w:p>
@@ -403,29 +488,83 @@
         <w:pStyle w:val="Compact"/>
         <w:numPr>
           <w:ilvl w:val="0"/>
-          <w:numId w:val="1004"/>
+          <w:numId w:val="1003"/>
         </w:numPr>
       </w:pPr>
       <w:r>
-        <w:t xml:space="preserve">Использование rpm</w:t>
-      </w:r>
-      <w:r>
-        <w:t xml:space="preserve"> </w:t>
-      </w:r>
-      <w:r>
-        <w:t xml:space="preserve">Предположим, что требуется установить текстовый браузер lynx из rpm-пакета.</w:t>
-      </w:r>
-      <w:r>
-        <w:t xml:space="preserve"> </w:t>
-      </w:r>
-      <w:r>
-        <w:t xml:space="preserve">Скачайте rpm-пакет lynx. Найдите каталог, в который был помещён пакет после загрузки. Перейдите в этот каталог и затем установите rpm-пакет. Определите расположение исполняемого файла. Используя rpm, определите по имени файла, к какому пакету принадлежит lynx</w:t>
-      </w:r>
-      <w:r>
-        <w:t xml:space="preserve"> </w:t>
-      </w:r>
-      <w:r>
-        <w:t xml:space="preserve">и получите дополнительную информацию о содержимом пакета (рис. 3)</w:t>
+        <w:t xml:space="preserve">Попробуйте с помощью команды</w:t>
+      </w:r>
+      <w:r>
+        <w:t xml:space="preserve"> </w:t>
+      </w:r>
+      <w:r>
+        <w:t xml:space="preserve">chmod 000 file1</w:t>
+      </w:r>
+      <w:r>
+        <w:t xml:space="preserve"> </w:t>
+      </w:r>
+      <w:r>
+        <w:t xml:space="preserve">установить на файл file1 права, например, запрещающие чтение и за-</w:t>
+      </w:r>
+      <w:r>
+        <w:t xml:space="preserve"> </w:t>
+      </w:r>
+      <w:r>
+        <w:t xml:space="preserve">пись для владельца файла. Удалось ли вам успешно выполнить указан-</w:t>
+      </w:r>
+      <w:r>
+        <w:t xml:space="preserve"> </w:t>
+      </w:r>
+      <w:r>
+        <w:t xml:space="preserve">ные команды?</w:t>
+      </w:r>
+    </w:p>
+    <w:p>
+      <w:pPr>
+        <w:pStyle w:val="Compact"/>
+        <w:numPr>
+          <w:ilvl w:val="0"/>
+          <w:numId w:val="1003"/>
+        </w:numPr>
+      </w:pPr>
+      <w:r>
+        <w:t xml:space="preserve">Снимите расширенный атрибут a с файла /home/guest/dirl/file1 от</w:t>
+      </w:r>
+      <w:r>
+        <w:t xml:space="preserve"> </w:t>
+      </w:r>
+      <w:r>
+        <w:t xml:space="preserve">имени суперпользователя командой</w:t>
+      </w:r>
+      <w:r>
+        <w:t xml:space="preserve"> </w:t>
+      </w:r>
+      <w:r>
+        <w:t xml:space="preserve">chattr -a /home/guest/dir1/file1</w:t>
+      </w:r>
+      <w:r>
+        <w:t xml:space="preserve"> </w:t>
+      </w:r>
+      <w:r>
+        <w:t xml:space="preserve">Повторите операции, которые вам ранее не удавалось выполнить. Ваши</w:t>
+      </w:r>
+      <w:r>
+        <w:t xml:space="preserve"> </w:t>
+      </w:r>
+      <w:r>
+        <w:t xml:space="preserve">наблюдения занесите в отчёт.</w:t>
+      </w:r>
+    </w:p>
+    <w:p>
+      <w:pPr>
+        <w:pStyle w:val="Compact"/>
+        <w:numPr>
+          <w:ilvl w:val="0"/>
+          <w:numId w:val="1003"/>
+        </w:numPr>
+      </w:pPr>
+      <w:r>
+        <w:t xml:space="preserve">Повторите ваши действия по шагам, заменив атрибут «a» атрибутом «i». (рис. 3)</w:t>
       </w:r>
     </w:p>
     <w:p>
@@ -435,20 +574,20 @@
       <w:r>
         <w:drawing>
           <wp:inline>
-            <wp:extent cx="3733800" cy="2169038"/>
+            <wp:extent cx="3733800" cy="2315074"/>
             <wp:effectExtent b="0" l="0" r="0" t="0"/>
-            <wp:docPr descr="Содержимое пакета" title="" id="29" name="Picture"/>
+            <wp:docPr descr="Повторяем действия" title="" id="28" name="Picture"/>
             <a:graphic>
               <a:graphicData uri="http://schemas.openxmlformats.org/drawingml/2006/picture">
                 <pic:pic>
                   <pic:nvPicPr>
-                    <pic:cNvPr descr="image/3.png" id="30" name="Picture"/>
+                    <pic:cNvPr descr="image/3.png" id="29" name="Picture"/>
                     <pic:cNvPicPr>
                       <a:picLocks noChangeArrowheads="1" noChangeAspect="1"/>
                     </pic:cNvPicPr>
                   </pic:nvPicPr>
                   <pic:blipFill>
-                    <a:blip r:embed="rId28"/>
+                    <a:blip r:embed="rId27"/>
                     <a:stretch>
                       <a:fillRect/>
                     </a:stretch>
@@ -456,7 +595,7 @@
                   <pic:spPr bwMode="auto">
                     <a:xfrm>
                       <a:off x="0" y="0"/>
-                      <a:ext cx="3733800" cy="2169038"/>
+                      <a:ext cx="3733800" cy="2315074"/>
                     </a:xfrm>
                     <a:prstGeom prst="rect">
                       <a:avLst/>
@@ -480,151 +619,11 @@
         <w:pStyle w:val="ImageCaption"/>
       </w:pPr>
       <w:r>
-        <w:t xml:space="preserve">Рис. 3: Содержимое пакета</w:t>
-      </w:r>
-    </w:p>
-    <w:p>
-      <w:pPr>
-        <w:pStyle w:val="Compact"/>
-        <w:numPr>
-          <w:ilvl w:val="0"/>
-          <w:numId w:val="1005"/>
-        </w:numPr>
-      </w:pPr>
-      <w:r>
-        <w:t xml:space="preserve">В отдельном терминале под своей учётной записью запустите текстовый браузер lynx,</w:t>
-      </w:r>
-      <w:r>
-        <w:t xml:space="preserve"> </w:t>
-      </w:r>
-      <w:r>
-        <w:t xml:space="preserve">чтобы проверить корректность установки пакета (рис. 4)</w:t>
-      </w:r>
-    </w:p>
-    <w:p>
-      <w:pPr>
-        <w:pStyle w:val="CaptionedFigure"/>
-      </w:pPr>
-      <w:r>
-        <w:drawing>
-          <wp:inline>
-            <wp:extent cx="3733800" cy="2864284"/>
-            <wp:effectExtent b="0" l="0" r="0" t="0"/>
-            <wp:docPr descr="Открываем lynx" title="" id="32" name="Picture"/>
-            <a:graphic>
-              <a:graphicData uri="http://schemas.openxmlformats.org/drawingml/2006/picture">
-                <pic:pic>
-                  <pic:nvPicPr>
-                    <pic:cNvPr descr="image/4.png" id="33" name="Picture"/>
-                    <pic:cNvPicPr>
-                      <a:picLocks noChangeArrowheads="1" noChangeAspect="1"/>
-                    </pic:cNvPicPr>
-                  </pic:nvPicPr>
-                  <pic:blipFill>
-                    <a:blip r:embed="rId31"/>
-                    <a:stretch>
-                      <a:fillRect/>
-                    </a:stretch>
-                  </pic:blipFill>
-                  <pic:spPr bwMode="auto">
-                    <a:xfrm>
-                      <a:off x="0" y="0"/>
-                      <a:ext cx="3733800" cy="2864284"/>
-                    </a:xfrm>
-                    <a:prstGeom prst="rect">
-                      <a:avLst/>
-                    </a:prstGeom>
-                    <a:noFill/>
-                    <a:ln w="9525">
-                      <a:noFill/>
-                      <a:headEnd/>
-                      <a:tailEnd/>
-                    </a:ln>
-                  </pic:spPr>
-                </pic:pic>
-              </a:graphicData>
-            </a:graphic>
-          </wp:inline>
-        </w:drawing>
-      </w:r>
-    </w:p>
-    <w:p>
-      <w:pPr>
-        <w:pStyle w:val="ImageCaption"/>
-      </w:pPr>
-      <w:r>
-        <w:t xml:space="preserve">Рис. 4: Открываем lynx</w:t>
-      </w:r>
-    </w:p>
-    <w:p>
-      <w:pPr>
-        <w:pStyle w:val="Compact"/>
-        <w:numPr>
-          <w:ilvl w:val="0"/>
-          <w:numId w:val="1006"/>
-        </w:numPr>
-      </w:pPr>
-      <w:r>
-        <w:t xml:space="preserve">Вернитесь в терминал с учётной записью root и удалите пакет (рис. 5)</w:t>
-      </w:r>
-    </w:p>
-    <w:p>
-      <w:pPr>
-        <w:pStyle w:val="CaptionedFigure"/>
-      </w:pPr>
-      <w:r>
-        <w:drawing>
-          <wp:inline>
-            <wp:extent cx="3733800" cy="2969199"/>
-            <wp:effectExtent b="0" l="0" r="0" t="0"/>
-            <wp:docPr descr="Удаляем пакет" title="" id="35" name="Picture"/>
-            <a:graphic>
-              <a:graphicData uri="http://schemas.openxmlformats.org/drawingml/2006/picture">
-                <pic:pic>
-                  <pic:nvPicPr>
-                    <pic:cNvPr descr="image/5.png" id="36" name="Picture"/>
-                    <pic:cNvPicPr>
-                      <a:picLocks noChangeArrowheads="1" noChangeAspect="1"/>
-                    </pic:cNvPicPr>
-                  </pic:nvPicPr>
-                  <pic:blipFill>
-                    <a:blip r:embed="rId34"/>
-                    <a:stretch>
-                      <a:fillRect/>
-                    </a:stretch>
-                  </pic:blipFill>
-                  <pic:spPr bwMode="auto">
-                    <a:xfrm>
-                      <a:off x="0" y="0"/>
-                      <a:ext cx="3733800" cy="2969199"/>
-                    </a:xfrm>
-                    <a:prstGeom prst="rect">
-                      <a:avLst/>
-                    </a:prstGeom>
-                    <a:noFill/>
-                    <a:ln w="9525">
-                      <a:noFill/>
-                      <a:headEnd/>
-                      <a:tailEnd/>
-                    </a:ln>
-                  </pic:spPr>
-                </pic:pic>
-              </a:graphicData>
-            </a:graphic>
-          </wp:inline>
-        </w:drawing>
-      </w:r>
-    </w:p>
-    <w:p>
-      <w:pPr>
-        <w:pStyle w:val="ImageCaption"/>
-      </w:pPr>
-      <w:r>
-        <w:t xml:space="preserve">Рис. 5: Удаляем пакет</w:t>
-      </w:r>
-    </w:p>
-    <w:bookmarkEnd w:id="37"/>
-    <w:bookmarkStart w:id="38" w:name="выводы"/>
+        <w:t xml:space="preserve">Рис. 3: Повторяем действия</w:t>
+      </w:r>
+    </w:p>
+    <w:bookmarkEnd w:id="30"/>
+    <w:bookmarkStart w:id="31" w:name="выводы"/>
     <w:p>
       <w:pPr>
         <w:pStyle w:val="Heading1"/>
@@ -633,7 +632,7 @@
         <w:rPr>
           <w:rStyle w:val="SectionNumber"/>
         </w:rPr>
-        <w:t xml:space="preserve">4</w:t>
+        <w:t xml:space="preserve">3</w:t>
       </w:r>
       <w:r>
         <w:tab/>
@@ -647,10 +646,16 @@
         <w:pStyle w:val="FirstParagraph"/>
       </w:pPr>
       <w:r>
-        <w:t xml:space="preserve">Мы получили навыки работы с репозиториями и менеджерами пакетов.</w:t>
-      </w:r>
-    </w:p>
-    <w:bookmarkEnd w:id="38"/>
+        <w:t xml:space="preserve">Мы получили навыки работы в консоли с расширенными</w:t>
+      </w:r>
+      <w:r>
+        <w:t xml:space="preserve"> </w:t>
+      </w:r>
+      <w:r>
+        <w:t xml:space="preserve">атрибутами файлов.</w:t>
+      </w:r>
+    </w:p>
+    <w:bookmarkEnd w:id="31"/>
     <w:sectPr/>
   </w:body>
 </w:document>
@@ -842,91 +847,6 @@
       </w:pPr>
     </w:lvl>
   </w:abstractNum>
-  <w:abstractNum w:abstractNumId="99413">
-    <w:nsid w:val="00A99413"/>
-    <w:multiLevelType w:val="multilevel"/>
-    <w:lvl w:ilvl="0">
-      <w:start w:val="3"/>
-      <w:numFmt w:val="decimal"/>
-      <w:lvlText w:val="%1."/>
-      <w:lvlJc w:val="left"/>
-      <w:pPr>
-        <w:ind w:left="720" w:hanging="480"/>
-      </w:pPr>
-    </w:lvl>
-    <w:lvl w:ilvl="1">
-      <w:start w:val="3"/>
-      <w:numFmt w:val="decimal"/>
-      <w:lvlText w:val="%2."/>
-      <w:lvlJc w:val="left"/>
-      <w:pPr>
-        <w:ind w:left="1440" w:hanging="480"/>
-      </w:pPr>
-    </w:lvl>
-    <w:lvl w:ilvl="2">
-      <w:start w:val="3"/>
-      <w:numFmt w:val="decimal"/>
-      <w:lvlText w:val="%3."/>
-      <w:lvlJc w:val="left"/>
-      <w:pPr>
-        <w:ind w:left="2160" w:hanging="480"/>
-      </w:pPr>
-    </w:lvl>
-    <w:lvl w:ilvl="3">
-      <w:start w:val="3"/>
-      <w:numFmt w:val="decimal"/>
-      <w:lvlText w:val="%4."/>
-      <w:lvlJc w:val="left"/>
-      <w:pPr>
-        <w:ind w:left="2880" w:hanging="480"/>
-      </w:pPr>
-    </w:lvl>
-    <w:lvl w:ilvl="4">
-      <w:start w:val="3"/>
-      <w:numFmt w:val="decimal"/>
-      <w:lvlText w:val="%5."/>
-      <w:lvlJc w:val="left"/>
-      <w:pPr>
-        <w:ind w:left="3600" w:hanging="480"/>
-      </w:pPr>
-    </w:lvl>
-    <w:lvl w:ilvl="5">
-      <w:start w:val="3"/>
-      <w:numFmt w:val="decimal"/>
-      <w:lvlText w:val="%6."/>
-      <w:lvlJc w:val="left"/>
-      <w:pPr>
-        <w:ind w:left="4320" w:hanging="480"/>
-      </w:pPr>
-    </w:lvl>
-    <w:lvl w:ilvl="6">
-      <w:start w:val="3"/>
-      <w:numFmt w:val="decimal"/>
-      <w:lvlText w:val="%7."/>
-      <w:lvlJc w:val="left"/>
-      <w:pPr>
-        <w:ind w:left="5040" w:hanging="480"/>
-      </w:pPr>
-    </w:lvl>
-    <w:lvl w:ilvl="7">
-      <w:start w:val="3"/>
-      <w:numFmt w:val="decimal"/>
-      <w:lvlText w:val="%8."/>
-      <w:lvlJc w:val="left"/>
-      <w:pPr>
-        <w:ind w:left="5760" w:hanging="480"/>
-      </w:pPr>
-    </w:lvl>
-    <w:lvl w:ilvl="8">
-      <w:start w:val="3"/>
-      <w:numFmt w:val="decimal"/>
-      <w:lvlText w:val="%9."/>
-      <w:lvlJc w:val="left"/>
-      <w:pPr>
-        <w:ind w:left="6480" w:hanging="480"/>
-      </w:pPr>
-    </w:lvl>
-  </w:abstractNum>
   <w:abstractNum w:abstractNumId="99414">
     <w:nsid w:val="00A99414"/>
     <w:multiLevelType w:val="multilevel"/>
@@ -1012,11 +932,11 @@
       </w:pPr>
     </w:lvl>
   </w:abstractNum>
-  <w:abstractNum w:abstractNumId="99415">
-    <w:nsid w:val="00A99415"/>
+  <w:abstractNum w:abstractNumId="99418">
+    <w:nsid w:val="00A99418"/>
     <w:multiLevelType w:val="multilevel"/>
     <w:lvl w:ilvl="0">
-      <w:start w:val="5"/>
+      <w:start w:val="8"/>
       <w:numFmt w:val="decimal"/>
       <w:lvlText w:val="%1."/>
       <w:lvlJc w:val="left"/>
@@ -1025,7 +945,7 @@
       </w:pPr>
     </w:lvl>
     <w:lvl w:ilvl="1">
-      <w:start w:val="5"/>
+      <w:start w:val="8"/>
       <w:numFmt w:val="decimal"/>
       <w:lvlText w:val="%2."/>
       <w:lvlJc w:val="left"/>
@@ -1034,7 +954,7 @@
       </w:pPr>
     </w:lvl>
     <w:lvl w:ilvl="2">
-      <w:start w:val="5"/>
+      <w:start w:val="8"/>
       <w:numFmt w:val="decimal"/>
       <w:lvlText w:val="%3."/>
       <w:lvlJc w:val="left"/>
@@ -1043,7 +963,7 @@
       </w:pPr>
     </w:lvl>
     <w:lvl w:ilvl="3">
-      <w:start w:val="5"/>
+      <w:start w:val="8"/>
       <w:numFmt w:val="decimal"/>
       <w:lvlText w:val="%4."/>
       <w:lvlJc w:val="left"/>
@@ -1052,7 +972,7 @@
       </w:pPr>
     </w:lvl>
     <w:lvl w:ilvl="4">
-      <w:start w:val="5"/>
+      <w:start w:val="8"/>
       <w:numFmt w:val="decimal"/>
       <w:lvlText w:val="%5."/>
       <w:lvlJc w:val="left"/>
@@ -1061,7 +981,7 @@
       </w:pPr>
     </w:lvl>
     <w:lvl w:ilvl="5">
-      <w:start w:val="5"/>
+      <w:start w:val="8"/>
       <w:numFmt w:val="decimal"/>
       <w:lvlText w:val="%6."/>
       <w:lvlJc w:val="left"/>
@@ -1070,7 +990,7 @@
       </w:pPr>
     </w:lvl>
     <w:lvl w:ilvl="6">
-      <w:start w:val="5"/>
+      <w:start w:val="8"/>
       <w:numFmt w:val="decimal"/>
       <w:lvlText w:val="%7."/>
       <w:lvlJc w:val="left"/>
@@ -1079,7 +999,7 @@
       </w:pPr>
     </w:lvl>
     <w:lvl w:ilvl="7">
-      <w:start w:val="5"/>
+      <w:start w:val="8"/>
       <w:numFmt w:val="decimal"/>
       <w:lvlText w:val="%8."/>
       <w:lvlJc w:val="left"/>
@@ -1088,92 +1008,7 @@
       </w:pPr>
     </w:lvl>
     <w:lvl w:ilvl="8">
-      <w:start w:val="5"/>
-      <w:numFmt w:val="decimal"/>
-      <w:lvlText w:val="%9."/>
-      <w:lvlJc w:val="left"/>
-      <w:pPr>
-        <w:ind w:left="6480" w:hanging="480"/>
-      </w:pPr>
-    </w:lvl>
-  </w:abstractNum>
-  <w:abstractNum w:abstractNumId="99416">
-    <w:nsid w:val="00A99416"/>
-    <w:multiLevelType w:val="multilevel"/>
-    <w:lvl w:ilvl="0">
-      <w:start w:val="6"/>
-      <w:numFmt w:val="decimal"/>
-      <w:lvlText w:val="%1."/>
-      <w:lvlJc w:val="left"/>
-      <w:pPr>
-        <w:ind w:left="720" w:hanging="480"/>
-      </w:pPr>
-    </w:lvl>
-    <w:lvl w:ilvl="1">
-      <w:start w:val="6"/>
-      <w:numFmt w:val="decimal"/>
-      <w:lvlText w:val="%2."/>
-      <w:lvlJc w:val="left"/>
-      <w:pPr>
-        <w:ind w:left="1440" w:hanging="480"/>
-      </w:pPr>
-    </w:lvl>
-    <w:lvl w:ilvl="2">
-      <w:start w:val="6"/>
-      <w:numFmt w:val="decimal"/>
-      <w:lvlText w:val="%3."/>
-      <w:lvlJc w:val="left"/>
-      <w:pPr>
-        <w:ind w:left="2160" w:hanging="480"/>
-      </w:pPr>
-    </w:lvl>
-    <w:lvl w:ilvl="3">
-      <w:start w:val="6"/>
-      <w:numFmt w:val="decimal"/>
-      <w:lvlText w:val="%4."/>
-      <w:lvlJc w:val="left"/>
-      <w:pPr>
-        <w:ind w:left="2880" w:hanging="480"/>
-      </w:pPr>
-    </w:lvl>
-    <w:lvl w:ilvl="4">
-      <w:start w:val="6"/>
-      <w:numFmt w:val="decimal"/>
-      <w:lvlText w:val="%5."/>
-      <w:lvlJc w:val="left"/>
-      <w:pPr>
-        <w:ind w:left="3600" w:hanging="480"/>
-      </w:pPr>
-    </w:lvl>
-    <w:lvl w:ilvl="5">
-      <w:start w:val="6"/>
-      <w:numFmt w:val="decimal"/>
-      <w:lvlText w:val="%6."/>
-      <w:lvlJc w:val="left"/>
-      <w:pPr>
-        <w:ind w:left="4320" w:hanging="480"/>
-      </w:pPr>
-    </w:lvl>
-    <w:lvl w:ilvl="6">
-      <w:start w:val="6"/>
-      <w:numFmt w:val="decimal"/>
-      <w:lvlText w:val="%7."/>
-      <w:lvlJc w:val="left"/>
-      <w:pPr>
-        <w:ind w:left="5040" w:hanging="480"/>
-      </w:pPr>
-    </w:lvl>
-    <w:lvl w:ilvl="7">
-      <w:start w:val="6"/>
-      <w:numFmt w:val="decimal"/>
-      <w:lvlText w:val="%8."/>
-      <w:lvlJc w:val="left"/>
-      <w:pPr>
-        <w:ind w:left="5760" w:hanging="480"/>
-      </w:pPr>
-    </w:lvl>
-    <w:lvl w:ilvl="8">
-      <w:start w:val="6"/>
+      <w:start w:val="8"/>
       <w:numFmt w:val="decimal"/>
       <w:lvlText w:val="%9."/>
       <w:lvlJc w:val="left"/>
@@ -1216,66 +1051,6 @@
     </w:lvlOverride>
   </w:num>
   <w:num w:numId="1002">
-    <w:abstractNumId w:val="99411"/>
-    <w:lvlOverride w:ilvl="0">
-      <w:startOverride w:val="1"/>
-    </w:lvlOverride>
-    <w:lvlOverride w:ilvl="1">
-      <w:startOverride w:val="1"/>
-    </w:lvlOverride>
-    <w:lvlOverride w:ilvl="2">
-      <w:startOverride w:val="1"/>
-    </w:lvlOverride>
-    <w:lvlOverride w:ilvl="3">
-      <w:startOverride w:val="1"/>
-    </w:lvlOverride>
-    <w:lvlOverride w:ilvl="4">
-      <w:startOverride w:val="1"/>
-    </w:lvlOverride>
-    <w:lvlOverride w:ilvl="5">
-      <w:startOverride w:val="1"/>
-    </w:lvlOverride>
-    <w:lvlOverride w:ilvl="6">
-      <w:startOverride w:val="1"/>
-    </w:lvlOverride>
-    <w:lvlOverride w:ilvl="7">
-      <w:startOverride w:val="1"/>
-    </w:lvlOverride>
-    <w:lvlOverride w:ilvl="8">
-      <w:startOverride w:val="1"/>
-    </w:lvlOverride>
-  </w:num>
-  <w:num w:numId="1003">
-    <w:abstractNumId w:val="99413"/>
-    <w:lvlOverride w:ilvl="0">
-      <w:startOverride w:val="3"/>
-    </w:lvlOverride>
-    <w:lvlOverride w:ilvl="1">
-      <w:startOverride w:val="3"/>
-    </w:lvlOverride>
-    <w:lvlOverride w:ilvl="2">
-      <w:startOverride w:val="3"/>
-    </w:lvlOverride>
-    <w:lvlOverride w:ilvl="3">
-      <w:startOverride w:val="3"/>
-    </w:lvlOverride>
-    <w:lvlOverride w:ilvl="4">
-      <w:startOverride w:val="3"/>
-    </w:lvlOverride>
-    <w:lvlOverride w:ilvl="5">
-      <w:startOverride w:val="3"/>
-    </w:lvlOverride>
-    <w:lvlOverride w:ilvl="6">
-      <w:startOverride w:val="3"/>
-    </w:lvlOverride>
-    <w:lvlOverride w:ilvl="7">
-      <w:startOverride w:val="3"/>
-    </w:lvlOverride>
-    <w:lvlOverride w:ilvl="8">
-      <w:startOverride w:val="3"/>
-    </w:lvlOverride>
-  </w:num>
-  <w:num w:numId="1004">
     <w:abstractNumId w:val="99414"/>
     <w:lvlOverride w:ilvl="0">
       <w:startOverride w:val="4"/>
@@ -1305,64 +1080,34 @@
       <w:startOverride w:val="4"/>
     </w:lvlOverride>
   </w:num>
-  <w:num w:numId="1005">
-    <w:abstractNumId w:val="99415"/>
+  <w:num w:numId="1003">
+    <w:abstractNumId w:val="99418"/>
     <w:lvlOverride w:ilvl="0">
-      <w:startOverride w:val="5"/>
+      <w:startOverride w:val="8"/>
     </w:lvlOverride>
     <w:lvlOverride w:ilvl="1">
-      <w:startOverride w:val="5"/>
+      <w:startOverride w:val="8"/>
     </w:lvlOverride>
     <w:lvlOverride w:ilvl="2">
-      <w:startOverride w:val="5"/>
+      <w:startOverride w:val="8"/>
     </w:lvlOverride>
     <w:lvlOverride w:ilvl="3">
-      <w:startOverride w:val="5"/>
+      <w:startOverride w:val="8"/>
     </w:lvlOverride>
     <w:lvlOverride w:ilvl="4">
-      <w:startOverride w:val="5"/>
+      <w:startOverride w:val="8"/>
     </w:lvlOverride>
     <w:lvlOverride w:ilvl="5">
-      <w:startOverride w:val="5"/>
+      <w:startOverride w:val="8"/>
     </w:lvlOverride>
     <w:lvlOverride w:ilvl="6">
-      <w:startOverride w:val="5"/>
+      <w:startOverride w:val="8"/>
     </w:lvlOverride>
     <w:lvlOverride w:ilvl="7">
-      <w:startOverride w:val="5"/>
+      <w:startOverride w:val="8"/>
     </w:lvlOverride>
     <w:lvlOverride w:ilvl="8">
-      <w:startOverride w:val="5"/>
-    </w:lvlOverride>
-  </w:num>
-  <w:num w:numId="1006">
-    <w:abstractNumId w:val="99416"/>
-    <w:lvlOverride w:ilvl="0">
-      <w:startOverride w:val="6"/>
-    </w:lvlOverride>
-    <w:lvlOverride w:ilvl="1">
-      <w:startOverride w:val="6"/>
-    </w:lvlOverride>
-    <w:lvlOverride w:ilvl="2">
-      <w:startOverride w:val="6"/>
-    </w:lvlOverride>
-    <w:lvlOverride w:ilvl="3">
-      <w:startOverride w:val="6"/>
-    </w:lvlOverride>
-    <w:lvlOverride w:ilvl="4">
-      <w:startOverride w:val="6"/>
-    </w:lvlOverride>
-    <w:lvlOverride w:ilvl="5">
-      <w:startOverride w:val="6"/>
-    </w:lvlOverride>
-    <w:lvlOverride w:ilvl="6">
-      <w:startOverride w:val="6"/>
-    </w:lvlOverride>
-    <w:lvlOverride w:ilvl="7">
-      <w:startOverride w:val="6"/>
-    </w:lvlOverride>
-    <w:lvlOverride w:ilvl="8">
-      <w:startOverride w:val="6"/>
+      <w:startOverride w:val="8"/>
     </w:lvlOverride>
   </w:num>
 </w:numbering>
